--- a/Reports/Daily Reports.docx
+++ b/Reports/Daily Reports.docx
@@ -33,7 +33,7 @@
           <w:rtl/>
           <w:lang w:bidi="fa-IR"/>
         </w:rPr>
-        <w:t>5</w:t>
+        <w:t xml:space="preserve"> 5 </w:t>
       </w:r>
       <w:r>
         <w:rPr>
@@ -41,6 +41,32 @@
           <w:rtl/>
           <w:lang w:bidi="fa-IR"/>
         </w:rPr>
+        <w:t xml:space="preserve">ساعت </w:t>
+      </w:r>
+    </w:p>
+    <w:p>
+      <w:pPr>
+        <w:bidi/>
+        <w:jc w:val="left"/>
+        <w:rPr>
+          <w:rFonts w:asciiTheme="minorHAnsi" w:hAnsiTheme="minorHAnsi"/>
+          <w:color w:val="FF0000"/>
+          <w:rtl/>
+          <w:lang w:bidi="fa-IR"/>
+        </w:rPr>
+      </w:pPr>
+      <w:r>
+        <w:rPr>
+          <w:rFonts w:hint="cs"/>
+          <w:rtl/>
+          <w:lang w:bidi="fa-IR"/>
+        </w:rPr>
+        <w:t>یادگیری جاوا</w:t>
+      </w:r>
+      <w:r>
+        <w:rPr>
+          <w:lang w:bidi="fa-IR"/>
+        </w:rPr>
         <w:t xml:space="preserve"> </w:t>
       </w:r>
       <w:r>
@@ -49,29 +75,20 @@
           <w:rtl/>
           <w:lang w:bidi="fa-IR"/>
         </w:rPr>
-        <w:t xml:space="preserve"> ساعت </w:t>
-      </w:r>
-    </w:p>
-    <w:p>
-      <w:pPr>
-        <w:bidi/>
-        <w:jc w:val="left"/>
-        <w:rPr>
-          <w:rFonts w:asciiTheme="minorHAnsi" w:hAnsiTheme="minorHAnsi"/>
-          <w:rtl/>
-          <w:lang w:bidi="fa-IR"/>
-        </w:rPr>
-      </w:pPr>
+        <w:t>اسکریپت مباحث ابتدایی</w:t>
+      </w:r>
       <w:r>
         <w:rPr>
           <w:rFonts w:hint="cs"/>
           <w:rtl/>
           <w:lang w:bidi="fa-IR"/>
         </w:rPr>
-        <w:t>یادگیری جاوا</w:t>
-      </w:r>
-      <w:r>
-        <w:rPr>
+        <w:t>، عملگرها</w:t>
+      </w:r>
+      <w:r>
+        <w:rPr>
+          <w:rFonts w:hint="cs"/>
+          <w:rtl/>
           <w:lang w:bidi="fa-IR"/>
         </w:rPr>
         <w:t xml:space="preserve"> </w:t>
@@ -79,18 +96,11 @@
       <w:r>
         <w:rPr>
           <w:rFonts w:hint="cs"/>
-          <w:rtl/>
-          <w:lang w:bidi="fa-IR"/>
-        </w:rPr>
-        <w:t>اسکریپت مباحث ابتدایی</w:t>
-      </w:r>
-      <w:r>
-        <w:rPr>
-          <w:rFonts w:hint="cs"/>
-          <w:rtl/>
-          <w:lang w:bidi="fa-IR"/>
-        </w:rPr>
-        <w:t>، عملگرها</w:t>
+          <w:color w:val="FF0000"/>
+          <w:rtl/>
+          <w:lang w:bidi="fa-IR"/>
+        </w:rPr>
+        <w:t>+ جلسه آنلاین با مدیر و سرپرست</w:t>
       </w:r>
     </w:p>
     <w:p>
@@ -147,6 +157,14 @@
           <w:rtl/>
           <w:lang w:bidi="fa-IR"/>
         </w:rPr>
+        <w:t xml:space="preserve"> </w:t>
+      </w:r>
+      <w:r>
+        <w:rPr>
+          <w:rFonts w:asciiTheme="minorHAnsi" w:hAnsiTheme="minorHAnsi" w:hint="cs"/>
+          <w:rtl/>
+          <w:lang w:bidi="fa-IR"/>
+        </w:rPr>
         <w:t>ساعت</w:t>
       </w:r>
     </w:p>
@@ -732,15 +750,13 @@
         </w:rPr>
         <w:t xml:space="preserve">انجام </w:t>
       </w:r>
-      <w:proofErr w:type="spellStart"/>
-      <w:r>
-        <w:rPr>
-          <w:rFonts w:asciiTheme="minorHAnsi" w:hAnsiTheme="minorHAnsi"/>
-          <w:lang w:bidi="fa-IR"/>
-        </w:rPr>
-        <w:t>exersice</w:t>
-      </w:r>
-      <w:proofErr w:type="spellEnd"/>
+      <w:r>
+        <w:rPr>
+          <w:rFonts w:asciiTheme="minorHAnsi" w:hAnsiTheme="minorHAnsi"/>
+          <w:lang w:bidi="fa-IR"/>
+        </w:rPr>
+        <w:t>exercise</w:t>
+      </w:r>
       <w:r>
         <w:rPr>
           <w:rFonts w:asciiTheme="minorHAnsi" w:hAnsiTheme="minorHAnsi" w:hint="cs"/>
@@ -913,15 +929,13 @@
         </w:rPr>
         <w:t xml:space="preserve">انجام </w:t>
       </w:r>
-      <w:proofErr w:type="spellStart"/>
-      <w:r>
-        <w:rPr>
-          <w:rFonts w:asciiTheme="minorHAnsi" w:hAnsiTheme="minorHAnsi"/>
-          <w:lang w:bidi="fa-IR"/>
-        </w:rPr>
-        <w:t>exersice</w:t>
-      </w:r>
-      <w:proofErr w:type="spellEnd"/>
+      <w:r>
+        <w:rPr>
+          <w:rFonts w:asciiTheme="minorHAnsi" w:hAnsiTheme="minorHAnsi"/>
+          <w:lang w:bidi="fa-IR"/>
+        </w:rPr>
+        <w:t>exercise</w:t>
+      </w:r>
       <w:r>
         <w:rPr>
           <w:rFonts w:asciiTheme="minorHAnsi" w:hAnsiTheme="minorHAnsi" w:hint="cs"/>
@@ -1259,15 +1273,15 @@
         </w:rPr>
         <w:t xml:space="preserve">مبحث توابع و انجام </w:t>
       </w:r>
-      <w:proofErr w:type="spellStart"/>
-      <w:r>
-        <w:rPr>
-          <w:rFonts w:asciiTheme="minorHAnsi" w:hAnsiTheme="minorHAnsi"/>
-          <w:lang w:bidi="fa-IR"/>
-        </w:rPr>
-        <w:t>exersice</w:t>
-      </w:r>
-      <w:proofErr w:type="spellEnd"/>
+      <w:r>
+        <w:rPr>
+          <w:rFonts w:asciiTheme="minorHAnsi" w:hAnsiTheme="minorHAnsi"/>
+          <w:lang w:bidi="fa-IR"/>
+        </w:rPr>
+        <w:t>exercise</w:t>
+      </w:r>
+      <w:bookmarkStart w:id="0" w:name="_GoBack"/>
+      <w:bookmarkEnd w:id="0"/>
       <w:r>
         <w:rPr>
           <w:rFonts w:asciiTheme="minorHAnsi" w:hAnsiTheme="minorHAnsi" w:hint="cs"/>
@@ -1405,32 +1419,43 @@
         <w:jc w:val="left"/>
         <w:rPr>
           <w:rFonts w:asciiTheme="minorHAnsi" w:hAnsiTheme="minorHAnsi"/>
-          <w:rtl/>
-          <w:lang w:bidi="fa-IR"/>
-        </w:rPr>
-      </w:pPr>
-      <w:r>
-        <w:rPr>
-          <w:rFonts w:asciiTheme="minorHAnsi" w:hAnsiTheme="minorHAnsi" w:hint="cs"/>
-          <w:rtl/>
-          <w:lang w:bidi="fa-IR"/>
-        </w:rPr>
-        <w:t>شروع مباحث جاوا اسکریپت پیشرفته (</w:t>
-      </w:r>
-      <w:r>
-        <w:rPr>
-          <w:rFonts w:asciiTheme="minorHAnsi" w:hAnsiTheme="minorHAnsi"/>
-          <w:lang w:bidi="fa-IR"/>
-        </w:rPr>
-        <w:t>Objects</w:t>
-      </w:r>
-      <w:r>
-        <w:rPr>
-          <w:rFonts w:asciiTheme="minorHAnsi" w:hAnsiTheme="minorHAnsi" w:hint="cs"/>
-          <w:rtl/>
-          <w:lang w:bidi="fa-IR"/>
-        </w:rPr>
-        <w:t>)</w:t>
+          <w:color w:val="FF0000"/>
+          <w:rtl/>
+          <w:lang w:bidi="fa-IR"/>
+        </w:rPr>
+      </w:pPr>
+      <w:r>
+        <w:rPr>
+          <w:rFonts w:asciiTheme="minorHAnsi" w:hAnsiTheme="minorHAnsi" w:hint="cs"/>
+          <w:rtl/>
+          <w:lang w:bidi="fa-IR"/>
+        </w:rPr>
+        <w:t>مرور اجمالی</w:t>
+      </w:r>
+      <w:r>
+        <w:rPr>
+          <w:rFonts w:asciiTheme="minorHAnsi" w:hAnsiTheme="minorHAnsi" w:hint="cs"/>
+          <w:rtl/>
+          <w:lang w:bidi="fa-IR"/>
+        </w:rPr>
+        <w:t xml:space="preserve"> مباحث جاوا اسکریپت پیشرفته </w:t>
+      </w:r>
+      <w:r>
+        <w:rPr>
+          <w:rFonts w:asciiTheme="minorHAnsi" w:hAnsiTheme="minorHAnsi" w:hint="cs"/>
+          <w:rtl/>
+          <w:lang w:bidi="fa-IR"/>
+        </w:rPr>
+        <w:t xml:space="preserve"> </w:t>
+      </w:r>
+      <w:r>
+        <w:rPr>
+          <w:rFonts w:hint="cs"/>
+          <w:color w:val="FF0000"/>
+          <w:rtl/>
+          <w:lang w:bidi="fa-IR"/>
+        </w:rPr>
+        <w:t>+ جلسه آنلاین با مدیر و سرپرست</w:t>
       </w:r>
     </w:p>
     <w:p>
@@ -1506,22 +1531,7 @@
           <w:rtl/>
           <w:lang w:bidi="fa-IR"/>
         </w:rPr>
-        <w:t xml:space="preserve">اتمام بحث </w:t>
-      </w:r>
-      <w:r>
-        <w:rPr>
-          <w:rFonts w:asciiTheme="minorHAnsi" w:hAnsiTheme="minorHAnsi"/>
-          <w:lang w:bidi="fa-IR"/>
-        </w:rPr>
-        <w:t>Object</w:t>
-      </w:r>
-      <w:r>
-        <w:rPr>
-          <w:rFonts w:asciiTheme="minorHAnsi" w:hAnsiTheme="minorHAnsi" w:hint="cs"/>
-          <w:rtl/>
-          <w:lang w:bidi="fa-IR"/>
-        </w:rPr>
-        <w:t>ها</w:t>
+        <w:t xml:space="preserve">اتمام مرور مباحث جاوا اسکریپت پیشرفته  </w:t>
       </w:r>
     </w:p>
     <w:p>
@@ -1554,7 +1564,15 @@
           <w:rtl/>
           <w:lang w:bidi="fa-IR"/>
         </w:rPr>
-        <w:t>(دوشنبه) روز پانزدهم: 11/12   ساعات کارا</w:t>
+        <w:t>(دوشنبه)</w:t>
+      </w:r>
+      <w:r>
+        <w:rPr>
+          <w:rFonts w:asciiTheme="minorHAnsi" w:hAnsiTheme="minorHAnsi" w:hint="cs"/>
+          <w:rtl/>
+          <w:lang w:bidi="fa-IR"/>
+        </w:rPr>
+        <w:t>روز پانزدهم: 11/12   ساعات کارا</w:t>
       </w:r>
       <w:r>
         <w:rPr>
@@ -1589,6 +1607,14 @@
           <w:lang w:bidi="fa-IR"/>
         </w:rPr>
         <w:t>react.js</w:t>
+      </w:r>
+      <w:r>
+        <w:rPr>
+          <w:rFonts w:asciiTheme="minorHAnsi" w:hAnsiTheme="minorHAnsi" w:hint="cs"/>
+          <w:rtl/>
+          <w:lang w:bidi="fa-IR"/>
+        </w:rPr>
+        <w:t xml:space="preserve"> (یادآوری کلی مباحث مورد نیاز از جاوا اسکریپت)</w:t>
       </w:r>
     </w:p>
     <w:p>
@@ -1615,8 +1641,366 @@
           <w:lang w:bidi="fa-IR"/>
         </w:rPr>
       </w:pPr>
-      <w:bookmarkStart w:id="0" w:name="_GoBack"/>
-      <w:bookmarkEnd w:id="0"/>
+      <w:r>
+        <w:rPr>
+          <w:rFonts w:asciiTheme="minorHAnsi" w:hAnsiTheme="minorHAnsi" w:hint="cs"/>
+          <w:rtl/>
+          <w:lang w:bidi="fa-IR"/>
+        </w:rPr>
+        <w:t>(سه شنبه)</w:t>
+      </w:r>
+      <w:r>
+        <w:rPr>
+          <w:rFonts w:asciiTheme="minorHAnsi" w:hAnsiTheme="minorHAnsi" w:hint="cs"/>
+          <w:rtl/>
+          <w:lang w:bidi="fa-IR"/>
+        </w:rPr>
+        <w:t>روز شانزدهم: 12/12  ساعات کارا</w:t>
+      </w:r>
+      <w:r>
+        <w:rPr>
+          <w:rFonts w:asciiTheme="minorHAnsi" w:hAnsiTheme="minorHAnsi" w:hint="cs"/>
+          <w:rtl/>
+          <w:lang w:bidi="fa-IR"/>
+        </w:rPr>
+        <w:t xml:space="preserve">موزی: </w:t>
+      </w:r>
+      <w:r>
+        <w:rPr>
+          <w:rFonts w:asciiTheme="minorHAnsi" w:hAnsiTheme="minorHAnsi" w:hint="cs"/>
+          <w:rtl/>
+          <w:lang w:bidi="fa-IR"/>
+        </w:rPr>
+        <w:t xml:space="preserve">6.5 </w:t>
+      </w:r>
+      <w:r>
+        <w:rPr>
+          <w:rFonts w:asciiTheme="minorHAnsi" w:hAnsiTheme="minorHAnsi" w:hint="cs"/>
+          <w:rtl/>
+          <w:lang w:bidi="fa-IR"/>
+        </w:rPr>
+        <w:t>ساعت</w:t>
+      </w:r>
+    </w:p>
+    <w:p>
+      <w:pPr>
+        <w:bidi/>
+        <w:jc w:val="left"/>
+        <w:rPr>
+          <w:rFonts w:asciiTheme="minorHAnsi" w:hAnsiTheme="minorHAnsi"/>
+          <w:rtl/>
+          <w:lang w:bidi="fa-IR"/>
+        </w:rPr>
+      </w:pPr>
+      <w:r>
+        <w:rPr>
+          <w:rFonts w:asciiTheme="minorHAnsi" w:hAnsiTheme="minorHAnsi" w:hint="cs"/>
+          <w:rtl/>
+          <w:lang w:bidi="fa-IR"/>
+        </w:rPr>
+        <w:t xml:space="preserve">یادگیری </w:t>
+      </w:r>
+      <w:r>
+        <w:rPr>
+          <w:rFonts w:asciiTheme="minorHAnsi" w:hAnsiTheme="minorHAnsi"/>
+          <w:lang w:bidi="fa-IR"/>
+        </w:rPr>
+        <w:t>GitHub</w:t>
+      </w:r>
+      <w:r>
+        <w:rPr>
+          <w:rFonts w:asciiTheme="minorHAnsi" w:hAnsiTheme="minorHAnsi" w:hint="cs"/>
+          <w:rtl/>
+          <w:lang w:bidi="fa-IR"/>
+        </w:rPr>
+        <w:t xml:space="preserve"> و ادامه </w:t>
+      </w:r>
+      <w:r>
+        <w:rPr>
+          <w:rFonts w:asciiTheme="minorHAnsi" w:hAnsiTheme="minorHAnsi" w:hint="cs"/>
+          <w:rtl/>
+          <w:lang w:bidi="fa-IR"/>
+        </w:rPr>
+        <w:t>بحث ری</w:t>
+      </w:r>
+      <w:r>
+        <w:rPr>
+          <w:rFonts w:asciiTheme="minorHAnsi" w:hAnsiTheme="minorHAnsi"/>
+          <w:rtl/>
+          <w:lang w:bidi="fa-IR"/>
+        </w:rPr>
+        <w:softHyphen/>
+      </w:r>
+      <w:r>
+        <w:rPr>
+          <w:rFonts w:asciiTheme="minorHAnsi" w:hAnsiTheme="minorHAnsi" w:hint="cs"/>
+          <w:rtl/>
+          <w:lang w:bidi="fa-IR"/>
+        </w:rPr>
+        <w:t>اکت</w:t>
+      </w:r>
+      <w:r>
+        <w:rPr>
+          <w:rFonts w:asciiTheme="minorHAnsi" w:hAnsiTheme="minorHAnsi" w:hint="cs"/>
+          <w:rtl/>
+          <w:lang w:bidi="fa-IR"/>
+        </w:rPr>
+        <w:t xml:space="preserve"> (یادآوری کلی مباحث مورد نیاز از جاوا اسکریپت)</w:t>
+      </w:r>
+    </w:p>
+    <w:p>
+      <w:pPr>
+        <w:pBdr>
+          <w:bottom w:val="single" w:sz="6" w:space="1" w:color="auto"/>
+        </w:pBdr>
+        <w:bidi/>
+        <w:jc w:val="left"/>
+        <w:rPr>
+          <w:rFonts w:asciiTheme="minorHAnsi" w:hAnsiTheme="minorHAnsi"/>
+          <w:rtl/>
+          <w:lang w:bidi="fa-IR"/>
+        </w:rPr>
+      </w:pPr>
+    </w:p>
+    <w:p>
+      <w:pPr>
+        <w:bidi/>
+        <w:jc w:val="left"/>
+        <w:rPr>
+          <w:rFonts w:asciiTheme="minorHAnsi" w:hAnsiTheme="minorHAnsi"/>
+          <w:rtl/>
+          <w:lang w:bidi="fa-IR"/>
+        </w:rPr>
+      </w:pPr>
+      <w:r>
+        <w:rPr>
+          <w:rFonts w:asciiTheme="minorHAnsi" w:hAnsiTheme="minorHAnsi" w:hint="cs"/>
+          <w:rtl/>
+          <w:lang w:bidi="fa-IR"/>
+        </w:rPr>
+        <w:t xml:space="preserve">(چهارشنبه)روز هفدهم: 13/12  ساعات کاراموزی: </w:t>
+      </w:r>
+      <w:r>
+        <w:rPr>
+          <w:rFonts w:asciiTheme="minorHAnsi" w:hAnsiTheme="minorHAnsi" w:hint="cs"/>
+          <w:rtl/>
+          <w:lang w:bidi="fa-IR"/>
+        </w:rPr>
+        <w:t>7</w:t>
+      </w:r>
+      <w:r>
+        <w:rPr>
+          <w:rFonts w:asciiTheme="minorHAnsi" w:hAnsiTheme="minorHAnsi" w:hint="cs"/>
+          <w:rtl/>
+          <w:lang w:bidi="fa-IR"/>
+        </w:rPr>
+        <w:t xml:space="preserve"> </w:t>
+      </w:r>
+      <w:r>
+        <w:rPr>
+          <w:rFonts w:asciiTheme="minorHAnsi" w:hAnsiTheme="minorHAnsi" w:hint="cs"/>
+          <w:rtl/>
+          <w:lang w:bidi="fa-IR"/>
+        </w:rPr>
+        <w:t>ساعت</w:t>
+      </w:r>
+    </w:p>
+    <w:p>
+      <w:pPr>
+        <w:widowControl w:val="0"/>
+        <w:autoSpaceDE w:val="0"/>
+        <w:autoSpaceDN w:val="0"/>
+        <w:bidi/>
+        <w:adjustRightInd w:val="0"/>
+        <w:jc w:val="left"/>
+        <w:rPr>
+          <w:rFonts w:asciiTheme="minorHAnsi" w:hAnsiTheme="minorHAnsi"/>
+          <w:sz w:val="24"/>
+          <w:szCs w:val="24"/>
+        </w:rPr>
+      </w:pPr>
+      <w:r>
+        <w:rPr>
+          <w:rFonts w:hAnsiTheme="minorHAnsi" w:hint="cs"/>
+          <w:color w:val="000000"/>
+          <w:rtl/>
+        </w:rPr>
+        <w:t>یادگیری</w:t>
+      </w:r>
+      <w:r>
+        <w:rPr>
+          <w:rFonts w:hAnsiTheme="minorHAnsi"/>
+          <w:color w:val="000000"/>
+        </w:rPr>
+        <w:t xml:space="preserve"> </w:t>
+      </w:r>
+      <w:r>
+        <w:rPr>
+          <w:rFonts w:ascii="Calibri" w:hAnsi="Calibri" w:cs="Calibri"/>
+          <w:color w:val="000000"/>
+        </w:rPr>
+        <w:t>GitHub</w:t>
+      </w:r>
+      <w:r>
+        <w:rPr>
+          <w:rFonts w:hAnsiTheme="minorHAnsi"/>
+          <w:color w:val="000000"/>
+        </w:rPr>
+        <w:t xml:space="preserve"> </w:t>
+      </w:r>
+      <w:r>
+        <w:rPr>
+          <w:rFonts w:hAnsiTheme="minorHAnsi" w:hint="cs"/>
+          <w:color w:val="000000"/>
+          <w:rtl/>
+        </w:rPr>
+        <w:t>و</w:t>
+      </w:r>
+      <w:r>
+        <w:rPr>
+          <w:rFonts w:hAnsiTheme="minorHAnsi"/>
+          <w:color w:val="000000"/>
+        </w:rPr>
+        <w:t xml:space="preserve"> </w:t>
+      </w:r>
+      <w:r>
+        <w:rPr>
+          <w:rFonts w:hAnsiTheme="minorHAnsi" w:hint="cs"/>
+          <w:color w:val="000000"/>
+          <w:rtl/>
+        </w:rPr>
+        <w:t>کلاس</w:t>
+      </w:r>
+      <w:r>
+        <w:rPr>
+          <w:rFonts w:hAnsiTheme="minorHAnsi"/>
+          <w:color w:val="000000"/>
+        </w:rPr>
+        <w:t xml:space="preserve"> </w:t>
+      </w:r>
+      <w:r>
+        <w:rPr>
+          <w:rFonts w:hAnsiTheme="minorHAnsi" w:hint="cs"/>
+          <w:color w:val="000000"/>
+          <w:rtl/>
+        </w:rPr>
+        <w:t>و</w:t>
+      </w:r>
+      <w:r>
+        <w:rPr>
+          <w:rFonts w:hAnsiTheme="minorHAnsi"/>
+          <w:color w:val="000000"/>
+        </w:rPr>
+        <w:t xml:space="preserve"> </w:t>
+      </w:r>
+      <w:r>
+        <w:rPr>
+          <w:rFonts w:hAnsiTheme="minorHAnsi" w:hint="cs"/>
+          <w:color w:val="000000"/>
+          <w:rtl/>
+        </w:rPr>
+        <w:t>ماژول</w:t>
+      </w:r>
+      <w:r>
+        <w:rPr>
+          <w:rFonts w:hAnsiTheme="minorHAnsi"/>
+          <w:color w:val="000000"/>
+        </w:rPr>
+        <w:t xml:space="preserve"> </w:t>
+      </w:r>
+      <w:r>
+        <w:rPr>
+          <w:rFonts w:hAnsiTheme="minorHAnsi" w:hint="cs"/>
+          <w:color w:val="000000"/>
+          <w:rtl/>
+        </w:rPr>
+        <w:t>در</w:t>
+      </w:r>
+      <w:r>
+        <w:rPr>
+          <w:rFonts w:hAnsiTheme="minorHAnsi"/>
+          <w:color w:val="000000"/>
+        </w:rPr>
+        <w:t xml:space="preserve"> </w:t>
+      </w:r>
+      <w:r>
+        <w:rPr>
+          <w:rFonts w:hAnsiTheme="minorHAnsi" w:hint="cs"/>
+          <w:color w:val="000000"/>
+          <w:rtl/>
+        </w:rPr>
+        <w:t>ری</w:t>
+      </w:r>
+      <w:r>
+        <w:rPr>
+          <w:rFonts w:hAnsiTheme="minorHAnsi"/>
+          <w:color w:val="000000"/>
+        </w:rPr>
+        <w:t xml:space="preserve"> </w:t>
+      </w:r>
+      <w:r>
+        <w:rPr>
+          <w:rFonts w:hAnsiTheme="minorHAnsi" w:hint="cs"/>
+          <w:color w:val="000000"/>
+          <w:rtl/>
+        </w:rPr>
+        <w:t>اکت</w:t>
+      </w:r>
+    </w:p>
+    <w:p>
+      <w:pPr>
+        <w:pBdr>
+          <w:bottom w:val="single" w:sz="6" w:space="1" w:color="auto"/>
+        </w:pBdr>
+        <w:bidi/>
+        <w:jc w:val="left"/>
+        <w:rPr>
+          <w:rFonts w:asciiTheme="minorHAnsi" w:hAnsiTheme="minorHAnsi"/>
+          <w:rtl/>
+          <w:lang w:bidi="fa-IR"/>
+        </w:rPr>
+      </w:pPr>
+    </w:p>
+    <w:p>
+      <w:pPr>
+        <w:bidi/>
+        <w:jc w:val="left"/>
+        <w:rPr>
+          <w:rFonts w:asciiTheme="minorHAnsi" w:hAnsiTheme="minorHAnsi"/>
+          <w:rtl/>
+          <w:lang w:bidi="fa-IR"/>
+        </w:rPr>
+      </w:pPr>
+      <w:r>
+        <w:rPr>
+          <w:rFonts w:asciiTheme="minorHAnsi" w:hAnsiTheme="minorHAnsi" w:hint="cs"/>
+          <w:rtl/>
+          <w:lang w:bidi="fa-IR"/>
+        </w:rPr>
+        <w:t xml:space="preserve">(پنجشنبه)روز هجدهم: 14/12   ساعات کاراموزی: </w:t>
+      </w:r>
+    </w:p>
+    <w:p>
+      <w:pPr>
+        <w:bidi/>
+        <w:jc w:val="left"/>
+        <w:rPr>
+          <w:rFonts w:asciiTheme="minorHAnsi" w:hAnsiTheme="minorHAnsi"/>
+          <w:rtl/>
+          <w:lang w:bidi="fa-IR"/>
+        </w:rPr>
+      </w:pPr>
+    </w:p>
+    <w:p>
+      <w:pPr>
+        <w:bidi/>
+        <w:jc w:val="left"/>
+        <w:rPr>
+          <w:rFonts w:asciiTheme="minorHAnsi" w:hAnsiTheme="minorHAnsi"/>
+          <w:rtl/>
+          <w:lang w:bidi="fa-IR"/>
+        </w:rPr>
+      </w:pPr>
     </w:p>
     <w:sectPr>
       <w:pgSz w:w="12240" w:h="15840"/>

--- a/Reports/Daily Reports.docx
+++ b/Reports/Daily Reports.docx
@@ -1280,8 +1280,6 @@
         </w:rPr>
         <w:t>exercise</w:t>
       </w:r>
-      <w:bookmarkStart w:id="0" w:name="_GoBack"/>
-      <w:bookmarkEnd w:id="0"/>
       <w:r>
         <w:rPr>
           <w:rFonts w:asciiTheme="minorHAnsi" w:hAnsiTheme="minorHAnsi" w:hint="cs"/>
@@ -1856,6 +1854,17 @@
         </w:rPr>
         <w:t>و</w:t>
       </w:r>
+      <w:r>
+        <w:rPr>
+          <w:rFonts w:hAnsiTheme="minorHAnsi" w:hint="cs"/>
+          <w:color w:val="000000"/>
+          <w:rtl/>
+          <w:lang w:bidi="fa-IR"/>
+        </w:rPr>
+        <w:t>بحث</w:t>
+      </w:r>
+      <w:bookmarkStart w:id="0" w:name="_GoBack"/>
+      <w:bookmarkEnd w:id="0"/>
       <w:r>
         <w:rPr>
           <w:rFonts w:hAnsiTheme="minorHAnsi"/>

--- a/Reports/Daily Reports.docx
+++ b/Reports/Daily Reports.docx
@@ -1863,8 +1863,6 @@
         </w:rPr>
         <w:t>بحث</w:t>
       </w:r>
-      <w:bookmarkStart w:id="0" w:name="_GoBack"/>
-      <w:bookmarkEnd w:id="0"/>
       <w:r>
         <w:rPr>
           <w:rFonts w:hAnsiTheme="minorHAnsi"/>
@@ -1975,7 +1973,7 @@
         <w:bidi/>
         <w:jc w:val="left"/>
         <w:rPr>
-          <w:rFonts w:asciiTheme="minorHAnsi" w:hAnsiTheme="minorHAnsi"/>
+          <w:rFonts w:asciiTheme="minorHAnsi" w:hAnsiTheme="minorHAnsi" w:hint="cs"/>
           <w:rtl/>
           <w:lang w:bidi="fa-IR"/>
         </w:rPr>
@@ -1988,6 +1986,159 @@
         </w:rPr>
         <w:t xml:space="preserve">(پنجشنبه)روز هجدهم: 14/12   ساعات کاراموزی: </w:t>
       </w:r>
+      <w:r>
+        <w:rPr>
+          <w:rFonts w:asciiTheme="minorHAnsi" w:hAnsiTheme="minorHAnsi" w:hint="cs"/>
+          <w:rtl/>
+          <w:lang w:bidi="fa-IR"/>
+        </w:rPr>
+        <w:t>8 ساعت</w:t>
+      </w:r>
+    </w:p>
+    <w:p>
+      <w:pPr>
+        <w:bidi/>
+        <w:jc w:val="left"/>
+        <w:rPr>
+          <w:rFonts w:asciiTheme="minorHAnsi" w:hAnsiTheme="minorHAnsi"/>
+          <w:rtl/>
+          <w:lang w:bidi="fa-IR"/>
+        </w:rPr>
+      </w:pPr>
+      <w:r>
+        <w:rPr>
+          <w:rFonts w:asciiTheme="minorHAnsi" w:hAnsiTheme="minorHAnsi" w:hint="cs"/>
+          <w:rtl/>
+          <w:lang w:bidi="fa-IR"/>
+        </w:rPr>
+        <w:t xml:space="preserve">یادگیری مباحث </w:t>
+      </w:r>
+      <w:r>
+        <w:rPr>
+          <w:rFonts w:asciiTheme="minorHAnsi" w:hAnsiTheme="minorHAnsi"/>
+          <w:lang w:bidi="fa-IR"/>
+        </w:rPr>
+        <w:t>component</w:t>
+      </w:r>
+      <w:r>
+        <w:rPr>
+          <w:rFonts w:asciiTheme="minorHAnsi" w:hAnsiTheme="minorHAnsi" w:hint="cs"/>
+          <w:rtl/>
+          <w:lang w:bidi="fa-IR"/>
+        </w:rPr>
+        <w:t>ها در ری اکت</w:t>
+      </w:r>
+    </w:p>
+    <w:p>
+      <w:pPr>
+        <w:bidi/>
+        <w:jc w:val="left"/>
+        <w:rPr>
+          <w:rFonts w:asciiTheme="minorHAnsi" w:hAnsiTheme="minorHAnsi"/>
+          <w:rtl/>
+          <w:lang w:bidi="fa-IR"/>
+        </w:rPr>
+      </w:pPr>
+    </w:p>
+    <w:p>
+      <w:pPr>
+        <w:bidi/>
+        <w:jc w:val="left"/>
+        <w:rPr>
+          <w:rFonts w:asciiTheme="minorHAnsi" w:hAnsiTheme="minorHAnsi"/>
+          <w:rtl/>
+          <w:lang w:bidi="fa-IR"/>
+        </w:rPr>
+      </w:pPr>
+    </w:p>
+    <w:p>
+      <w:pPr>
+        <w:bidi/>
+        <w:jc w:val="left"/>
+        <w:rPr>
+          <w:rFonts w:asciiTheme="minorHAnsi" w:hAnsiTheme="minorHAnsi"/>
+          <w:rtl/>
+          <w:lang w:bidi="fa-IR"/>
+        </w:rPr>
+      </w:pPr>
+    </w:p>
+    <w:p>
+      <w:pPr>
+        <w:bidi/>
+        <w:jc w:val="left"/>
+        <w:rPr>
+          <w:rFonts w:asciiTheme="minorHAnsi" w:hAnsiTheme="minorHAnsi"/>
+          <w:rtl/>
+          <w:lang w:bidi="fa-IR"/>
+        </w:rPr>
+      </w:pPr>
+    </w:p>
+    <w:p>
+      <w:pPr>
+        <w:bidi/>
+        <w:jc w:val="left"/>
+        <w:rPr>
+          <w:rFonts w:asciiTheme="minorHAnsi" w:hAnsiTheme="minorHAnsi"/>
+          <w:rtl/>
+          <w:lang w:bidi="fa-IR"/>
+        </w:rPr>
+      </w:pPr>
+      <w:r>
+        <w:rPr>
+          <w:rFonts w:asciiTheme="minorHAnsi" w:hAnsiTheme="minorHAnsi" w:hint="cs"/>
+          <w:rtl/>
+          <w:lang w:bidi="fa-IR"/>
+        </w:rPr>
+        <w:lastRenderedPageBreak/>
+        <w:t xml:space="preserve">(شنبه)روز چهاردهم: 16/12  ساعات کاراموزی: </w:t>
+      </w:r>
+    </w:p>
+    <w:p>
+      <w:pPr>
+        <w:bidi/>
+        <w:jc w:val="left"/>
+        <w:rPr>
+          <w:rFonts w:asciiTheme="minorHAnsi" w:hAnsiTheme="minorHAnsi" w:hint="cs"/>
+          <w:rtl/>
+          <w:lang w:bidi="fa-IR"/>
+        </w:rPr>
+      </w:pPr>
+      <w:r>
+        <w:rPr>
+          <w:rFonts w:asciiTheme="minorHAnsi" w:hAnsiTheme="minorHAnsi" w:hint="cs"/>
+          <w:rtl/>
+          <w:lang w:bidi="fa-IR"/>
+        </w:rPr>
+        <w:t xml:space="preserve">ادامه مبحث </w:t>
+      </w:r>
+      <w:r>
+        <w:rPr>
+          <w:rFonts w:asciiTheme="minorHAnsi" w:hAnsiTheme="minorHAnsi"/>
+          <w:lang w:bidi="fa-IR"/>
+        </w:rPr>
+        <w:t>component</w:t>
+      </w:r>
+      <w:r>
+        <w:rPr>
+          <w:rFonts w:asciiTheme="minorHAnsi" w:hAnsiTheme="minorHAnsi" w:hint="cs"/>
+          <w:rtl/>
+          <w:lang w:bidi="fa-IR"/>
+        </w:rPr>
+        <w:t>ها</w:t>
+      </w:r>
+    </w:p>
+    <w:p>
+      <w:pPr>
+        <w:bidi/>
+        <w:jc w:val="left"/>
+        <w:rPr>
+          <w:rFonts w:asciiTheme="minorHAnsi" w:hAnsiTheme="minorHAnsi" w:hint="cs"/>
+          <w:rtl/>
+          <w:lang w:bidi="fa-IR"/>
+        </w:rPr>
+      </w:pPr>
+      <w:bookmarkStart w:id="0" w:name="_GoBack"/>
+      <w:bookmarkEnd w:id="0"/>
     </w:p>
     <w:p>
       <w:pPr>

--- a/Reports/Daily Reports.docx
+++ b/Reports/Daily Reports.docx
@@ -1973,7 +1973,7 @@
         <w:bidi/>
         <w:jc w:val="left"/>
         <w:rPr>
-          <w:rFonts w:asciiTheme="minorHAnsi" w:hAnsiTheme="minorHAnsi" w:hint="cs"/>
+          <w:rFonts w:asciiTheme="minorHAnsi" w:hAnsiTheme="minorHAnsi"/>
           <w:rtl/>
           <w:lang w:bidi="fa-IR"/>
         </w:rPr>
@@ -2090,26 +2090,66 @@
           <w:lang w:bidi="fa-IR"/>
         </w:rPr>
         <w:lastRenderedPageBreak/>
-        <w:t xml:space="preserve">(شنبه)روز چهاردهم: 16/12  ساعات کاراموزی: </w:t>
-      </w:r>
-    </w:p>
-    <w:p>
-      <w:pPr>
-        <w:bidi/>
-        <w:jc w:val="left"/>
-        <w:rPr>
-          <w:rFonts w:asciiTheme="minorHAnsi" w:hAnsiTheme="minorHAnsi" w:hint="cs"/>
-          <w:rtl/>
-          <w:lang w:bidi="fa-IR"/>
-        </w:rPr>
-      </w:pPr>
-      <w:r>
-        <w:rPr>
-          <w:rFonts w:asciiTheme="minorHAnsi" w:hAnsiTheme="minorHAnsi" w:hint="cs"/>
-          <w:rtl/>
-          <w:lang w:bidi="fa-IR"/>
-        </w:rPr>
-        <w:t xml:space="preserve">ادامه مبحث </w:t>
+        <w:t xml:space="preserve">(شنبه)روز </w:t>
+      </w:r>
+      <w:r>
+        <w:rPr>
+          <w:rFonts w:asciiTheme="minorHAnsi" w:hAnsiTheme="minorHAnsi" w:hint="cs"/>
+          <w:rtl/>
+          <w:lang w:bidi="fa-IR"/>
+        </w:rPr>
+        <w:t>نوز</w:t>
+      </w:r>
+      <w:r>
+        <w:rPr>
+          <w:rFonts w:asciiTheme="minorHAnsi" w:hAnsiTheme="minorHAnsi" w:hint="cs"/>
+          <w:rtl/>
+          <w:lang w:bidi="fa-IR"/>
+        </w:rPr>
+        <w:t xml:space="preserve">دهم: 16/12  ساعات کاراموزی: </w:t>
+      </w:r>
+      <w:r>
+        <w:rPr>
+          <w:rFonts w:asciiTheme="minorHAnsi" w:hAnsiTheme="minorHAnsi" w:hint="cs"/>
+          <w:rtl/>
+          <w:lang w:bidi="fa-IR"/>
+        </w:rPr>
+        <w:t>5 ساعت</w:t>
+      </w:r>
+    </w:p>
+    <w:p>
+      <w:pPr>
+        <w:bidi/>
+        <w:jc w:val="left"/>
+        <w:rPr>
+          <w:rFonts w:asciiTheme="minorHAnsi" w:hAnsiTheme="minorHAnsi"/>
+          <w:rtl/>
+          <w:lang w:bidi="fa-IR"/>
+        </w:rPr>
+      </w:pPr>
+      <w:r>
+        <w:rPr>
+          <w:rFonts w:asciiTheme="minorHAnsi" w:hAnsiTheme="minorHAnsi" w:hint="cs"/>
+          <w:rtl/>
+          <w:lang w:bidi="fa-IR"/>
+        </w:rPr>
+        <w:t>ا</w:t>
+      </w:r>
+      <w:r>
+        <w:rPr>
+          <w:rFonts w:asciiTheme="minorHAnsi" w:hAnsiTheme="minorHAnsi" w:hint="cs"/>
+          <w:rtl/>
+          <w:lang w:bidi="fa-IR"/>
+        </w:rPr>
+        <w:t>تمام</w:t>
+      </w:r>
+      <w:r>
+        <w:rPr>
+          <w:rFonts w:asciiTheme="minorHAnsi" w:hAnsiTheme="minorHAnsi" w:hint="cs"/>
+          <w:rtl/>
+          <w:lang w:bidi="fa-IR"/>
+        </w:rPr>
+        <w:t xml:space="preserve"> مبحث </w:t>
       </w:r>
       <w:r>
         <w:rPr>
@@ -2126,19 +2166,79 @@
         </w:rPr>
         <w:t>ها</w:t>
       </w:r>
-    </w:p>
-    <w:p>
-      <w:pPr>
-        <w:bidi/>
-        <w:jc w:val="left"/>
-        <w:rPr>
-          <w:rFonts w:asciiTheme="minorHAnsi" w:hAnsiTheme="minorHAnsi" w:hint="cs"/>
+      <w:r>
+        <w:rPr>
+          <w:rFonts w:asciiTheme="minorHAnsi" w:hAnsiTheme="minorHAnsi" w:hint="cs"/>
+          <w:rtl/>
+          <w:lang w:bidi="fa-IR"/>
+        </w:rPr>
+        <w:t xml:space="preserve"> در ری اکت</w:t>
+      </w:r>
+    </w:p>
+    <w:p>
+      <w:pPr>
+        <w:pBdr>
+          <w:bottom w:val="single" w:sz="6" w:space="1" w:color="auto"/>
+        </w:pBdr>
+        <w:bidi/>
+        <w:jc w:val="left"/>
+        <w:rPr>
+          <w:rFonts w:asciiTheme="minorHAnsi" w:hAnsiTheme="minorHAnsi"/>
+          <w:rtl/>
+          <w:lang w:bidi="fa-IR"/>
+        </w:rPr>
+      </w:pPr>
+    </w:p>
+    <w:p>
+      <w:pPr>
+        <w:bidi/>
+        <w:jc w:val="left"/>
+        <w:rPr>
+          <w:rFonts w:asciiTheme="minorHAnsi" w:hAnsiTheme="minorHAnsi"/>
+          <w:rtl/>
+          <w:lang w:bidi="fa-IR"/>
+        </w:rPr>
+      </w:pPr>
+      <w:r>
+        <w:rPr>
+          <w:rFonts w:asciiTheme="minorHAnsi" w:hAnsiTheme="minorHAnsi" w:hint="cs"/>
+          <w:rtl/>
+          <w:lang w:bidi="fa-IR"/>
+        </w:rPr>
+        <w:t>(سه شنبه)</w:t>
+      </w:r>
+      <w:r>
+        <w:rPr>
+          <w:rFonts w:asciiTheme="minorHAnsi" w:hAnsiTheme="minorHAnsi" w:hint="cs"/>
+          <w:rtl/>
+          <w:lang w:bidi="fa-IR"/>
+        </w:rPr>
+        <w:t xml:space="preserve"> روز بیست و دوم: 19/12  ساعات کاراموزی:</w:t>
+      </w:r>
+    </w:p>
+    <w:p>
+      <w:pPr>
+        <w:bidi/>
+        <w:jc w:val="left"/>
+        <w:rPr>
+          <w:rFonts w:asciiTheme="minorHAnsi" w:hAnsiTheme="minorHAnsi"/>
           <w:rtl/>
           <w:lang w:bidi="fa-IR"/>
         </w:rPr>
       </w:pPr>
       <w:bookmarkStart w:id="0" w:name="_GoBack"/>
       <w:bookmarkEnd w:id="0"/>
+    </w:p>
+    <w:p>
+      <w:pPr>
+        <w:bidi/>
+        <w:jc w:val="left"/>
+        <w:rPr>
+          <w:rFonts w:asciiTheme="minorHAnsi" w:hAnsiTheme="minorHAnsi"/>
+          <w:rtl/>
+          <w:lang w:bidi="fa-IR"/>
+        </w:rPr>
+      </w:pPr>
     </w:p>
     <w:p>
       <w:pPr>

--- a/Reports/Daily Reports.docx
+++ b/Reports/Daily Reports.docx
@@ -2194,7 +2194,7 @@
         <w:bidi/>
         <w:jc w:val="left"/>
         <w:rPr>
-          <w:rFonts w:asciiTheme="minorHAnsi" w:hAnsiTheme="minorHAnsi"/>
+          <w:rFonts w:asciiTheme="minorHAnsi" w:hAnsiTheme="minorHAnsi" w:hint="cs"/>
           <w:rtl/>
           <w:lang w:bidi="fa-IR"/>
         </w:rPr>
@@ -2215,19 +2215,104 @@
         </w:rPr>
         <w:t xml:space="preserve"> روز بیست و دوم: 19/12  ساعات کاراموزی:</w:t>
       </w:r>
-    </w:p>
-    <w:p>
-      <w:pPr>
-        <w:bidi/>
-        <w:jc w:val="left"/>
-        <w:rPr>
-          <w:rFonts w:asciiTheme="minorHAnsi" w:hAnsiTheme="minorHAnsi"/>
+      <w:r>
+        <w:rPr>
+          <w:rFonts w:asciiTheme="minorHAnsi" w:hAnsiTheme="minorHAnsi" w:hint="cs"/>
+          <w:rtl/>
+          <w:lang w:bidi="fa-IR"/>
+        </w:rPr>
+        <w:t xml:space="preserve"> 6 ساعت</w:t>
+      </w:r>
+    </w:p>
+    <w:p>
+      <w:pPr>
+        <w:bidi/>
+        <w:jc w:val="left"/>
+        <w:rPr>
+          <w:color w:val="FF0000"/>
+          <w:rtl/>
+          <w:lang w:bidi="fa-IR"/>
+        </w:rPr>
+      </w:pPr>
+      <w:r>
+        <w:rPr>
+          <w:rFonts w:asciiTheme="minorHAnsi" w:hAnsiTheme="minorHAnsi" w:hint="cs"/>
+          <w:rtl/>
+          <w:lang w:bidi="fa-IR"/>
+        </w:rPr>
+        <w:t xml:space="preserve">حل تمرین از </w:t>
+      </w:r>
+      <w:r>
+        <w:rPr>
+          <w:rFonts w:asciiTheme="minorHAnsi" w:hAnsiTheme="minorHAnsi"/>
+          <w:lang w:bidi="fa-IR"/>
+        </w:rPr>
+        <w:t>component</w:t>
+      </w:r>
+      <w:r>
+        <w:rPr>
+          <w:rFonts w:asciiTheme="minorHAnsi" w:hAnsiTheme="minorHAnsi" w:hint="cs"/>
+          <w:rtl/>
+          <w:lang w:bidi="fa-IR"/>
+        </w:rPr>
+        <w:t xml:space="preserve">ها </w:t>
+      </w:r>
+      <w:r>
+        <w:rPr>
+          <w:rFonts w:hint="cs"/>
+          <w:color w:val="FF0000"/>
+          <w:rtl/>
+          <w:lang w:bidi="fa-IR"/>
+        </w:rPr>
+        <w:t>+ جلسه آنلاین با</w:t>
+      </w:r>
+      <w:r>
+        <w:rPr>
+          <w:rFonts w:hint="cs"/>
+          <w:color w:val="FF0000"/>
+          <w:rtl/>
+          <w:lang w:bidi="fa-IR"/>
+        </w:rPr>
+        <w:t xml:space="preserve"> سرپرست</w:t>
+      </w:r>
+    </w:p>
+    <w:p>
+      <w:pPr>
+        <w:pBdr>
+          <w:bottom w:val="single" w:sz="6" w:space="1" w:color="auto"/>
+        </w:pBdr>
+        <w:bidi/>
+        <w:jc w:val="left"/>
+        <w:rPr>
+          <w:color w:val="FF0000"/>
+          <w:rtl/>
+          <w:lang w:bidi="fa-IR"/>
+        </w:rPr>
+      </w:pPr>
+    </w:p>
+    <w:p>
+      <w:pPr>
+        <w:bidi/>
+        <w:jc w:val="left"/>
+        <w:rPr>
+          <w:rFonts w:asciiTheme="minorHAnsi" w:hAnsiTheme="minorHAnsi" w:hint="cs"/>
           <w:rtl/>
           <w:lang w:bidi="fa-IR"/>
         </w:rPr>
       </w:pPr>
       <w:bookmarkStart w:id="0" w:name="_GoBack"/>
       <w:bookmarkEnd w:id="0"/>
+    </w:p>
+    <w:p>
+      <w:pPr>
+        <w:bidi/>
+        <w:jc w:val="left"/>
+        <w:rPr>
+          <w:rFonts w:asciiTheme="minorHAnsi" w:hAnsiTheme="minorHAnsi"/>
+          <w:rtl/>
+          <w:lang w:bidi="fa-IR"/>
+        </w:rPr>
+      </w:pPr>
     </w:p>
     <w:p>
       <w:pPr>

--- a/Reports/Daily Reports.docx
+++ b/Reports/Daily Reports.docx
@@ -2114,7 +2114,23 @@
           <w:rtl/>
           <w:lang w:bidi="fa-IR"/>
         </w:rPr>
-        <w:t>5 ساعت</w:t>
+        <w:t>5</w:t>
+      </w:r>
+      <w:r>
+        <w:rPr>
+          <w:rFonts w:asciiTheme="minorHAnsi" w:hAnsiTheme="minorHAnsi" w:hint="cs"/>
+          <w:rtl/>
+          <w:lang w:bidi="fa-IR"/>
+        </w:rPr>
+        <w:t>.5</w:t>
+      </w:r>
+      <w:r>
+        <w:rPr>
+          <w:rFonts w:asciiTheme="minorHAnsi" w:hAnsiTheme="minorHAnsi" w:hint="cs"/>
+          <w:rtl/>
+          <w:lang w:bidi="fa-IR"/>
+        </w:rPr>
+        <w:t xml:space="preserve"> ساعت</w:t>
       </w:r>
     </w:p>
     <w:p>
@@ -2213,34 +2229,34 @@
           <w:rtl/>
           <w:lang w:bidi="fa-IR"/>
         </w:rPr>
-        <w:t xml:space="preserve"> روز بیست و دوم: 19/12  ساعات کاراموزی:</w:t>
-      </w:r>
-      <w:r>
-        <w:rPr>
-          <w:rFonts w:asciiTheme="minorHAnsi" w:hAnsiTheme="minorHAnsi" w:hint="cs"/>
-          <w:rtl/>
-          <w:lang w:bidi="fa-IR"/>
-        </w:rPr>
-        <w:t xml:space="preserve"> 6 ساعت</w:t>
-      </w:r>
-    </w:p>
-    <w:p>
-      <w:pPr>
-        <w:bidi/>
-        <w:jc w:val="left"/>
-        <w:rPr>
-          <w:color w:val="FF0000"/>
-          <w:rtl/>
-          <w:lang w:bidi="fa-IR"/>
-        </w:rPr>
-      </w:pPr>
-      <w:r>
-        <w:rPr>
-          <w:rFonts w:asciiTheme="minorHAnsi" w:hAnsiTheme="minorHAnsi" w:hint="cs"/>
-          <w:rtl/>
-          <w:lang w:bidi="fa-IR"/>
-        </w:rPr>
-        <w:t xml:space="preserve">حل تمرین از </w:t>
+        <w:t>روز بیست و دوم</w:t>
+      </w:r>
+      <w:r>
+        <w:rPr>
+          <w:rFonts w:asciiTheme="minorHAnsi" w:hAnsiTheme="minorHAnsi" w:hint="cs"/>
+          <w:rtl/>
+          <w:lang w:bidi="fa-IR"/>
+        </w:rPr>
+        <w:t>: 19/12  ساعات کاراموزی: 2 ساعت</w:t>
+      </w:r>
+    </w:p>
+    <w:p>
+      <w:pPr>
+        <w:bidi/>
+        <w:jc w:val="left"/>
+        <w:rPr>
+          <w:rFonts w:asciiTheme="minorHAnsi" w:hAnsiTheme="minorHAnsi"/>
+          <w:rtl/>
+          <w:lang w:bidi="fa-IR"/>
+        </w:rPr>
+      </w:pPr>
+      <w:r>
+        <w:rPr>
+          <w:rFonts w:asciiTheme="minorHAnsi" w:hAnsiTheme="minorHAnsi" w:hint="cs"/>
+          <w:rtl/>
+          <w:lang w:bidi="fa-IR"/>
+        </w:rPr>
+        <w:t xml:space="preserve">تمرین </w:t>
       </w:r>
       <w:r>
         <w:rPr>
@@ -2255,25 +2271,7 @@
           <w:rtl/>
           <w:lang w:bidi="fa-IR"/>
         </w:rPr>
-        <w:t xml:space="preserve">ها </w:t>
-      </w:r>
-      <w:r>
-        <w:rPr>
-          <w:rFonts w:hint="cs"/>
-          <w:color w:val="FF0000"/>
-          <w:rtl/>
-          <w:lang w:bidi="fa-IR"/>
-        </w:rPr>
-        <w:t>+ جلسه آنلاین با</w:t>
-      </w:r>
-      <w:r>
-        <w:rPr>
-          <w:rFonts w:hint="cs"/>
-          <w:color w:val="FF0000"/>
-          <w:rtl/>
-          <w:lang w:bidi="fa-IR"/>
-        </w:rPr>
-        <w:t xml:space="preserve"> سرپرست</w:t>
+        <w:t>ها</w:t>
       </w:r>
     </w:p>
     <w:p>
@@ -2284,46 +2282,256 @@
         <w:bidi/>
         <w:jc w:val="left"/>
         <w:rPr>
+          <w:rFonts w:asciiTheme="minorHAnsi" w:hAnsiTheme="minorHAnsi"/>
+          <w:rtl/>
+          <w:lang w:bidi="fa-IR"/>
+        </w:rPr>
+      </w:pPr>
+    </w:p>
+    <w:p>
+      <w:pPr>
+        <w:bidi/>
+        <w:jc w:val="left"/>
+        <w:rPr>
+          <w:rFonts w:asciiTheme="minorHAnsi" w:hAnsiTheme="minorHAnsi"/>
+          <w:rtl/>
+          <w:lang w:bidi="fa-IR"/>
+        </w:rPr>
+      </w:pPr>
+    </w:p>
+    <w:p>
+      <w:pPr>
+        <w:bidi/>
+        <w:jc w:val="left"/>
+        <w:rPr>
+          <w:rFonts w:asciiTheme="minorHAnsi" w:hAnsiTheme="minorHAnsi"/>
+          <w:rtl/>
+          <w:lang w:bidi="fa-IR"/>
+        </w:rPr>
+      </w:pPr>
+      <w:r>
+        <w:rPr>
+          <w:rFonts w:asciiTheme="minorHAnsi" w:hAnsiTheme="minorHAnsi" w:hint="cs"/>
+          <w:rtl/>
+          <w:lang w:bidi="fa-IR"/>
+        </w:rPr>
+        <w:t>(</w:t>
+      </w:r>
+      <w:r>
+        <w:rPr>
+          <w:rFonts w:asciiTheme="minorHAnsi" w:hAnsiTheme="minorHAnsi" w:hint="cs"/>
+          <w:rtl/>
+          <w:lang w:bidi="fa-IR"/>
+        </w:rPr>
+        <w:t>چهار</w:t>
+      </w:r>
+      <w:r>
+        <w:rPr>
+          <w:rFonts w:asciiTheme="minorHAnsi" w:hAnsiTheme="minorHAnsi" w:hint="cs"/>
+          <w:rtl/>
+          <w:lang w:bidi="fa-IR"/>
+        </w:rPr>
+        <w:t>شنبه)</w:t>
+      </w:r>
+      <w:r>
+        <w:rPr>
+          <w:rFonts w:asciiTheme="minorHAnsi" w:hAnsiTheme="minorHAnsi" w:hint="cs"/>
+          <w:rtl/>
+          <w:lang w:bidi="fa-IR"/>
+        </w:rPr>
+        <w:t xml:space="preserve"> روز بیست و </w:t>
+      </w:r>
+      <w:r>
+        <w:rPr>
+          <w:rFonts w:asciiTheme="minorHAnsi" w:hAnsiTheme="minorHAnsi" w:hint="cs"/>
+          <w:rtl/>
+          <w:lang w:bidi="fa-IR"/>
+        </w:rPr>
+        <w:t>سوم</w:t>
+      </w:r>
+      <w:r>
+        <w:rPr>
+          <w:rFonts w:asciiTheme="minorHAnsi" w:hAnsiTheme="minorHAnsi" w:hint="cs"/>
+          <w:rtl/>
+          <w:lang w:bidi="fa-IR"/>
+        </w:rPr>
+        <w:t xml:space="preserve">: </w:t>
+      </w:r>
+      <w:r>
+        <w:rPr>
+          <w:rFonts w:asciiTheme="minorHAnsi" w:hAnsiTheme="minorHAnsi" w:hint="cs"/>
+          <w:rtl/>
+          <w:lang w:bidi="fa-IR"/>
+        </w:rPr>
+        <w:t>20</w:t>
+      </w:r>
+      <w:r>
+        <w:rPr>
+          <w:rFonts w:asciiTheme="minorHAnsi" w:hAnsiTheme="minorHAnsi" w:hint="cs"/>
+          <w:rtl/>
+          <w:lang w:bidi="fa-IR"/>
+        </w:rPr>
+        <w:t>/12  ساعات کاراموزی:</w:t>
+      </w:r>
+      <w:r>
+        <w:rPr>
+          <w:rFonts w:asciiTheme="minorHAnsi" w:hAnsiTheme="minorHAnsi" w:hint="cs"/>
+          <w:rtl/>
+          <w:lang w:bidi="fa-IR"/>
+        </w:rPr>
+        <w:t xml:space="preserve"> 6 ساعت</w:t>
+      </w:r>
+    </w:p>
+    <w:p>
+      <w:pPr>
+        <w:bidi/>
+        <w:jc w:val="left"/>
+        <w:rPr>
           <w:color w:val="FF0000"/>
           <w:rtl/>
           <w:lang w:bidi="fa-IR"/>
         </w:rPr>
       </w:pPr>
-    </w:p>
-    <w:p>
-      <w:pPr>
-        <w:bidi/>
-        <w:jc w:val="left"/>
-        <w:rPr>
-          <w:rFonts w:asciiTheme="minorHAnsi" w:hAnsiTheme="minorHAnsi" w:hint="cs"/>
+      <w:r>
+        <w:rPr>
+          <w:rFonts w:asciiTheme="minorHAnsi" w:hAnsiTheme="minorHAnsi" w:hint="cs"/>
+          <w:rtl/>
+          <w:lang w:bidi="fa-IR"/>
+        </w:rPr>
+        <w:t xml:space="preserve">حل تمرین از </w:t>
+      </w:r>
+      <w:r>
+        <w:rPr>
+          <w:rFonts w:asciiTheme="minorHAnsi" w:hAnsiTheme="minorHAnsi"/>
+          <w:lang w:bidi="fa-IR"/>
+        </w:rPr>
+        <w:t>component</w:t>
+      </w:r>
+      <w:r>
+        <w:rPr>
+          <w:rFonts w:asciiTheme="minorHAnsi" w:hAnsiTheme="minorHAnsi" w:hint="cs"/>
+          <w:rtl/>
+          <w:lang w:bidi="fa-IR"/>
+        </w:rPr>
+        <w:t xml:space="preserve">ها </w:t>
+      </w:r>
+      <w:r>
+        <w:rPr>
+          <w:rFonts w:hint="cs"/>
+          <w:color w:val="FF0000"/>
+          <w:rtl/>
+          <w:lang w:bidi="fa-IR"/>
+        </w:rPr>
+        <w:t>+ جلسه آنلاین با</w:t>
+      </w:r>
+      <w:r>
+        <w:rPr>
+          <w:rFonts w:hint="cs"/>
+          <w:color w:val="FF0000"/>
+          <w:rtl/>
+          <w:lang w:bidi="fa-IR"/>
+        </w:rPr>
+        <w:t xml:space="preserve"> سرپرست</w:t>
+      </w:r>
+    </w:p>
+    <w:p>
+      <w:pPr>
+        <w:pBdr>
+          <w:bottom w:val="single" w:sz="6" w:space="1" w:color="auto"/>
+        </w:pBdr>
+        <w:bidi/>
+        <w:jc w:val="left"/>
+        <w:rPr>
+          <w:color w:val="FF0000"/>
+          <w:rtl/>
+          <w:lang w:bidi="fa-IR"/>
+        </w:rPr>
+      </w:pPr>
+    </w:p>
+    <w:p>
+      <w:pPr>
+        <w:bidi/>
+        <w:jc w:val="left"/>
+        <w:rPr>
+          <w:rFonts w:asciiTheme="minorHAnsi" w:hAnsiTheme="minorHAnsi"/>
+          <w:rtl/>
+          <w:lang w:bidi="fa-IR"/>
+        </w:rPr>
+      </w:pPr>
+    </w:p>
+    <w:p>
+      <w:pPr>
+        <w:bidi/>
+        <w:jc w:val="left"/>
+        <w:rPr>
+          <w:rFonts w:asciiTheme="minorHAnsi" w:hAnsiTheme="minorHAnsi" w:hint="cs"/>
+          <w:rtl/>
+          <w:lang w:bidi="fa-IR"/>
+        </w:rPr>
+      </w:pPr>
+      <w:r>
+        <w:rPr>
+          <w:rFonts w:asciiTheme="minorHAnsi" w:hAnsiTheme="minorHAnsi" w:hint="cs"/>
+          <w:rtl/>
+          <w:lang w:bidi="fa-IR"/>
+        </w:rPr>
+        <w:t xml:space="preserve">(پنجشنبه) روز بیست و چهارم: 21/12  ساعات کاراموزی: </w:t>
+      </w:r>
+      <w:r>
+        <w:rPr>
+          <w:rFonts w:asciiTheme="minorHAnsi" w:hAnsiTheme="minorHAnsi" w:hint="cs"/>
+          <w:rtl/>
+          <w:lang w:bidi="fa-IR"/>
+        </w:rPr>
+        <w:t>5 ساعت</w:t>
+      </w:r>
+    </w:p>
+    <w:p>
+      <w:pPr>
+        <w:bidi/>
+        <w:jc w:val="left"/>
+        <w:rPr>
+          <w:rFonts w:asciiTheme="minorHAnsi" w:hAnsiTheme="minorHAnsi"/>
+          <w:rtl/>
+          <w:lang w:bidi="fa-IR"/>
+        </w:rPr>
+      </w:pPr>
+      <w:r>
+        <w:rPr>
+          <w:rFonts w:asciiTheme="minorHAnsi" w:hAnsiTheme="minorHAnsi" w:hint="cs"/>
+          <w:rtl/>
+          <w:lang w:bidi="fa-IR"/>
+        </w:rPr>
+        <w:t xml:space="preserve">حل تمرین از </w:t>
+      </w:r>
+      <w:r>
+        <w:rPr>
+          <w:rFonts w:asciiTheme="minorHAnsi" w:hAnsiTheme="minorHAnsi"/>
+          <w:lang w:bidi="fa-IR"/>
+        </w:rPr>
+        <w:t>component</w:t>
+      </w:r>
+      <w:r>
+        <w:rPr>
+          <w:rFonts w:asciiTheme="minorHAnsi" w:hAnsiTheme="minorHAnsi" w:hint="cs"/>
+          <w:rtl/>
+          <w:lang w:bidi="fa-IR"/>
+        </w:rPr>
+        <w:t>ها</w:t>
+      </w:r>
+    </w:p>
+    <w:p>
+      <w:pPr>
+        <w:bidi/>
+        <w:jc w:val="left"/>
+        <w:rPr>
+          <w:rFonts w:asciiTheme="minorHAnsi" w:hAnsiTheme="minorHAnsi"/>
           <w:rtl/>
           <w:lang w:bidi="fa-IR"/>
         </w:rPr>
       </w:pPr>
       <w:bookmarkStart w:id="0" w:name="_GoBack"/>
       <w:bookmarkEnd w:id="0"/>
-    </w:p>
-    <w:p>
-      <w:pPr>
-        <w:bidi/>
-        <w:jc w:val="left"/>
-        <w:rPr>
-          <w:rFonts w:asciiTheme="minorHAnsi" w:hAnsiTheme="minorHAnsi"/>
-          <w:rtl/>
-          <w:lang w:bidi="fa-IR"/>
-        </w:rPr>
-      </w:pPr>
-    </w:p>
-    <w:p>
-      <w:pPr>
-        <w:bidi/>
-        <w:jc w:val="left"/>
-        <w:rPr>
-          <w:rFonts w:asciiTheme="minorHAnsi" w:hAnsiTheme="minorHAnsi"/>
-          <w:rtl/>
-          <w:lang w:bidi="fa-IR"/>
-        </w:rPr>
-      </w:pPr>
     </w:p>
     <w:p>
       <w:pPr>

--- a/Reports/Daily Reports.docx
+++ b/Reports/Daily Reports.docx
@@ -2210,7 +2210,7 @@
         <w:bidi/>
         <w:jc w:val="left"/>
         <w:rPr>
-          <w:rFonts w:asciiTheme="minorHAnsi" w:hAnsiTheme="minorHAnsi" w:hint="cs"/>
+          <w:rFonts w:asciiTheme="minorHAnsi" w:hAnsiTheme="minorHAnsi"/>
           <w:rtl/>
           <w:lang w:bidi="fa-IR"/>
         </w:rPr>
@@ -2464,7 +2464,7 @@
         <w:bidi/>
         <w:jc w:val="left"/>
         <w:rPr>
-          <w:rFonts w:asciiTheme="minorHAnsi" w:hAnsiTheme="minorHAnsi" w:hint="cs"/>
+          <w:rFonts w:asciiTheme="minorHAnsi" w:hAnsiTheme="minorHAnsi"/>
           <w:rtl/>
           <w:lang w:bidi="fa-IR"/>
         </w:rPr>
@@ -2492,33 +2492,255 @@
         <w:jc w:val="left"/>
         <w:rPr>
           <w:rFonts w:asciiTheme="minorHAnsi" w:hAnsiTheme="minorHAnsi"/>
-          <w:rtl/>
-          <w:lang w:bidi="fa-IR"/>
-        </w:rPr>
-      </w:pPr>
-      <w:r>
-        <w:rPr>
-          <w:rFonts w:asciiTheme="minorHAnsi" w:hAnsiTheme="minorHAnsi" w:hint="cs"/>
-          <w:rtl/>
-          <w:lang w:bidi="fa-IR"/>
-        </w:rPr>
-        <w:t xml:space="preserve">حل تمرین از </w:t>
-      </w:r>
-      <w:r>
-        <w:rPr>
-          <w:rFonts w:asciiTheme="minorHAnsi" w:hAnsiTheme="minorHAnsi"/>
-          <w:lang w:bidi="fa-IR"/>
-        </w:rPr>
-        <w:t>component</w:t>
-      </w:r>
-      <w:r>
-        <w:rPr>
-          <w:rFonts w:asciiTheme="minorHAnsi" w:hAnsiTheme="minorHAnsi" w:hint="cs"/>
-          <w:rtl/>
-          <w:lang w:bidi="fa-IR"/>
-        </w:rPr>
-        <w:t>ها</w:t>
-      </w:r>
+          <w:lang w:bidi="fa-IR"/>
+        </w:rPr>
+      </w:pPr>
+      <w:r>
+        <w:rPr>
+          <w:rFonts w:asciiTheme="minorHAnsi" w:hAnsiTheme="minorHAnsi" w:hint="cs"/>
+          <w:rtl/>
+          <w:lang w:bidi="fa-IR"/>
+        </w:rPr>
+        <w:t xml:space="preserve">مبحث </w:t>
+      </w:r>
+      <w:proofErr w:type="spellStart"/>
+      <w:r>
+        <w:rPr>
+          <w:rFonts w:asciiTheme="minorHAnsi" w:hAnsiTheme="minorHAnsi"/>
+          <w:lang w:bidi="fa-IR"/>
+        </w:rPr>
+        <w:t>NavBar</w:t>
+      </w:r>
+      <w:proofErr w:type="spellEnd"/>
+    </w:p>
+    <w:p>
+      <w:pPr>
+        <w:bidi/>
+        <w:jc w:val="left"/>
+        <w:rPr>
+          <w:rFonts w:asciiTheme="minorHAnsi" w:hAnsiTheme="minorHAnsi"/>
+          <w:lang w:bidi="fa-IR"/>
+        </w:rPr>
+      </w:pPr>
+    </w:p>
+    <w:p>
+      <w:pPr>
+        <w:bidi/>
+        <w:jc w:val="left"/>
+        <w:rPr>
+          <w:rFonts w:asciiTheme="minorHAnsi" w:hAnsiTheme="minorHAnsi"/>
+          <w:lang w:bidi="fa-IR"/>
+        </w:rPr>
+      </w:pPr>
+    </w:p>
+    <w:p>
+      <w:pPr>
+        <w:bidi/>
+        <w:jc w:val="left"/>
+        <w:rPr>
+          <w:rFonts w:asciiTheme="minorHAnsi" w:hAnsiTheme="minorHAnsi"/>
+          <w:lang w:bidi="fa-IR"/>
+        </w:rPr>
+      </w:pPr>
+    </w:p>
+    <w:p>
+      <w:pPr>
+        <w:bidi/>
+        <w:jc w:val="left"/>
+        <w:rPr>
+          <w:rFonts w:asciiTheme="minorHAnsi" w:hAnsiTheme="minorHAnsi"/>
+          <w:lang w:bidi="fa-IR"/>
+        </w:rPr>
+      </w:pPr>
+    </w:p>
+    <w:p>
+      <w:pPr>
+        <w:bidi/>
+        <w:jc w:val="left"/>
+        <w:rPr>
+          <w:rFonts w:asciiTheme="minorHAnsi" w:hAnsiTheme="minorHAnsi"/>
+          <w:lang w:bidi="fa-IR"/>
+        </w:rPr>
+      </w:pPr>
+    </w:p>
+    <w:p>
+      <w:pPr>
+        <w:bidi/>
+        <w:jc w:val="left"/>
+        <w:rPr>
+          <w:rFonts w:asciiTheme="minorHAnsi" w:hAnsiTheme="minorHAnsi"/>
+          <w:lang w:bidi="fa-IR"/>
+        </w:rPr>
+      </w:pPr>
+    </w:p>
+    <w:p>
+      <w:pPr>
+        <w:bidi/>
+        <w:jc w:val="left"/>
+        <w:rPr>
+          <w:rFonts w:asciiTheme="minorHAnsi" w:hAnsiTheme="minorHAnsi"/>
+          <w:lang w:bidi="fa-IR"/>
+        </w:rPr>
+      </w:pPr>
+    </w:p>
+    <w:p>
+      <w:pPr>
+        <w:bidi/>
+        <w:jc w:val="left"/>
+        <w:rPr>
+          <w:rFonts w:asciiTheme="minorHAnsi" w:hAnsiTheme="minorHAnsi"/>
+          <w:lang w:bidi="fa-IR"/>
+        </w:rPr>
+      </w:pPr>
+    </w:p>
+    <w:p>
+      <w:pPr>
+        <w:bidi/>
+        <w:jc w:val="left"/>
+        <w:rPr>
+          <w:rFonts w:asciiTheme="minorHAnsi" w:hAnsiTheme="minorHAnsi"/>
+          <w:lang w:bidi="fa-IR"/>
+        </w:rPr>
+      </w:pPr>
+    </w:p>
+    <w:p>
+      <w:pPr>
+        <w:bidi/>
+        <w:jc w:val="left"/>
+        <w:rPr>
+          <w:rFonts w:asciiTheme="minorHAnsi" w:hAnsiTheme="minorHAnsi"/>
+          <w:rtl/>
+          <w:lang w:bidi="fa-IR"/>
+        </w:rPr>
+      </w:pPr>
+      <w:r>
+        <w:rPr>
+          <w:rFonts w:asciiTheme="minorHAnsi" w:hAnsiTheme="minorHAnsi" w:hint="cs"/>
+          <w:rtl/>
+          <w:lang w:bidi="fa-IR"/>
+        </w:rPr>
+        <w:lastRenderedPageBreak/>
+        <w:t>(شنبه)روز بیست و پنجم: 23/12  ساعات کاراموزی:</w:t>
+      </w:r>
+      <w:r>
+        <w:rPr>
+          <w:rFonts w:asciiTheme="minorHAnsi" w:hAnsiTheme="minorHAnsi" w:hint="cs"/>
+          <w:rtl/>
+          <w:lang w:bidi="fa-IR"/>
+        </w:rPr>
+        <w:t xml:space="preserve"> 7 ساعت</w:t>
+      </w:r>
+    </w:p>
+    <w:p>
+      <w:pPr>
+        <w:bidi/>
+        <w:jc w:val="left"/>
+        <w:rPr>
+          <w:rFonts w:asciiTheme="minorHAnsi" w:hAnsiTheme="minorHAnsi"/>
+          <w:rtl/>
+          <w:lang w:bidi="fa-IR"/>
+        </w:rPr>
+      </w:pPr>
+      <w:r>
+        <w:rPr>
+          <w:rFonts w:asciiTheme="minorHAnsi" w:hAnsiTheme="minorHAnsi" w:hint="cs"/>
+          <w:rtl/>
+          <w:lang w:bidi="fa-IR"/>
+        </w:rPr>
+        <w:t xml:space="preserve">مباحث </w:t>
+      </w:r>
+      <w:r>
+        <w:rPr>
+          <w:rFonts w:asciiTheme="minorHAnsi" w:hAnsiTheme="minorHAnsi"/>
+          <w:lang w:bidi="fa-IR"/>
+        </w:rPr>
+        <w:t>Life cycle</w:t>
+      </w:r>
+      <w:r>
+        <w:rPr>
+          <w:rFonts w:asciiTheme="minorHAnsi" w:hAnsiTheme="minorHAnsi" w:hint="cs"/>
+          <w:rtl/>
+          <w:lang w:bidi="fa-IR"/>
+        </w:rPr>
+        <w:t xml:space="preserve"> ری اکت</w:t>
+      </w:r>
+    </w:p>
+    <w:p>
+      <w:pPr>
+        <w:pBdr>
+          <w:bottom w:val="single" w:sz="6" w:space="1" w:color="auto"/>
+        </w:pBdr>
+        <w:bidi/>
+        <w:jc w:val="left"/>
+        <w:rPr>
+          <w:rFonts w:asciiTheme="minorHAnsi" w:hAnsiTheme="minorHAnsi"/>
+          <w:rtl/>
+          <w:lang w:bidi="fa-IR"/>
+        </w:rPr>
+      </w:pPr>
+    </w:p>
+    <w:p>
+      <w:pPr>
+        <w:bidi/>
+        <w:jc w:val="left"/>
+        <w:rPr>
+          <w:rFonts w:asciiTheme="minorHAnsi" w:hAnsiTheme="minorHAnsi"/>
+          <w:rtl/>
+          <w:lang w:bidi="fa-IR"/>
+        </w:rPr>
+      </w:pPr>
+    </w:p>
+    <w:p>
+      <w:pPr>
+        <w:bidi/>
+        <w:jc w:val="left"/>
+        <w:rPr>
+          <w:rFonts w:asciiTheme="minorHAnsi" w:hAnsiTheme="minorHAnsi" w:hint="cs"/>
+          <w:rtl/>
+          <w:lang w:bidi="fa-IR"/>
+        </w:rPr>
+      </w:pPr>
+      <w:r>
+        <w:rPr>
+          <w:rFonts w:asciiTheme="minorHAnsi" w:hAnsiTheme="minorHAnsi" w:hint="cs"/>
+          <w:rtl/>
+          <w:lang w:bidi="fa-IR"/>
+        </w:rPr>
+        <w:t>(یکشنبه)روز بیست و ششم: 24/12 ساعات کاراموزی: 3 ساعت</w:t>
+      </w:r>
+    </w:p>
+    <w:p>
+      <w:pPr>
+        <w:bidi/>
+        <w:jc w:val="left"/>
+        <w:rPr>
+          <w:rFonts w:asciiTheme="minorHAnsi" w:hAnsiTheme="minorHAnsi"/>
+          <w:rtl/>
+          <w:lang w:bidi="fa-IR"/>
+        </w:rPr>
+      </w:pPr>
+      <w:r>
+        <w:rPr>
+          <w:rFonts w:asciiTheme="minorHAnsi" w:hAnsiTheme="minorHAnsi" w:hint="cs"/>
+          <w:rtl/>
+          <w:lang w:bidi="fa-IR"/>
+        </w:rPr>
+        <w:t>حل نمونه مثال از موارد یادگرفته شده</w:t>
+      </w:r>
+    </w:p>
+    <w:p>
+      <w:pPr>
+        <w:pBdr>
+          <w:bottom w:val="single" w:sz="6" w:space="1" w:color="auto"/>
+        </w:pBdr>
+        <w:bidi/>
+        <w:jc w:val="left"/>
+        <w:rPr>
+          <w:rFonts w:asciiTheme="minorHAnsi" w:hAnsiTheme="minorHAnsi"/>
+          <w:rtl/>
+          <w:lang w:bidi="fa-IR"/>
+        </w:rPr>
+      </w:pPr>
     </w:p>
     <w:p>
       <w:pPr>
@@ -2532,17 +2754,6 @@
       </w:pPr>
       <w:bookmarkStart w:id="0" w:name="_GoBack"/>
       <w:bookmarkEnd w:id="0"/>
-    </w:p>
-    <w:p>
-      <w:pPr>
-        <w:bidi/>
-        <w:jc w:val="left"/>
-        <w:rPr>
-          <w:rFonts w:asciiTheme="minorHAnsi" w:hAnsiTheme="minorHAnsi"/>
-          <w:rtl/>
-          <w:lang w:bidi="fa-IR"/>
-        </w:rPr>
-      </w:pPr>
     </w:p>
     <w:p>
       <w:pPr>

--- a/Reports/Daily Reports.docx
+++ b/Reports/Daily Reports.docx
@@ -2298,17 +2298,14 @@
           <w:lang w:bidi="fa-IR"/>
         </w:rPr>
       </w:pPr>
-    </w:p>
-    <w:p>
-      <w:pPr>
-        <w:bidi/>
-        <w:jc w:val="left"/>
-        <w:rPr>
-          <w:rFonts w:asciiTheme="minorHAnsi" w:hAnsiTheme="minorHAnsi"/>
-          <w:rtl/>
-          <w:lang w:bidi="fa-IR"/>
-        </w:rPr>
-      </w:pPr>
+      <w:r>
+        <w:rPr>
+          <w:rFonts w:asciiTheme="minorHAnsi" w:hAnsiTheme="minorHAnsi" w:hint="cs"/>
+          <w:rtl/>
+          <w:lang w:bidi="fa-IR"/>
+        </w:rPr>
+        <w:t xml:space="preserve"> </w:t>
+      </w:r>
       <w:r>
         <w:rPr>
           <w:rFonts w:asciiTheme="minorHAnsi" w:hAnsiTheme="minorHAnsi" w:hint="cs"/>
@@ -2458,17 +2455,14 @@
           <w:lang w:bidi="fa-IR"/>
         </w:rPr>
       </w:pPr>
-    </w:p>
-    <w:p>
-      <w:pPr>
-        <w:bidi/>
-        <w:jc w:val="left"/>
-        <w:rPr>
-          <w:rFonts w:asciiTheme="minorHAnsi" w:hAnsiTheme="minorHAnsi"/>
-          <w:rtl/>
-          <w:lang w:bidi="fa-IR"/>
-        </w:rPr>
-      </w:pPr>
+      <w:r>
+        <w:rPr>
+          <w:rFonts w:asciiTheme="minorHAnsi" w:hAnsiTheme="minorHAnsi" w:hint="cs"/>
+          <w:rtl/>
+          <w:lang w:bidi="fa-IR"/>
+        </w:rPr>
+        <w:t xml:space="preserve"> </w:t>
+      </w:r>
       <w:r>
         <w:rPr>
           <w:rFonts w:asciiTheme="minorHAnsi" w:hAnsiTheme="minorHAnsi" w:hint="cs"/>
@@ -2549,6 +2543,28 @@
         <w:jc w:val="left"/>
         <w:rPr>
           <w:rFonts w:asciiTheme="minorHAnsi" w:hAnsiTheme="minorHAnsi"/>
+          <w:lang w:bidi="fa-IR"/>
+        </w:rPr>
+      </w:pPr>
+    </w:p>
+    <w:p>
+      <w:pPr>
+        <w:bidi/>
+        <w:jc w:val="left"/>
+        <w:rPr>
+          <w:rFonts w:asciiTheme="minorHAnsi" w:hAnsiTheme="minorHAnsi"/>
+          <w:rtl/>
+          <w:lang w:bidi="fa-IR"/>
+        </w:rPr>
+      </w:pPr>
+    </w:p>
+    <w:p>
+      <w:pPr>
+        <w:bidi/>
+        <w:jc w:val="left"/>
+        <w:rPr>
+          <w:rFonts w:asciiTheme="minorHAnsi" w:hAnsiTheme="minorHAnsi"/>
+          <w:rtl/>
           <w:lang w:bidi="fa-IR"/>
         </w:rPr>
       </w:pPr>
@@ -2689,17 +2705,6 @@
           <w:lang w:bidi="fa-IR"/>
         </w:rPr>
       </w:pPr>
-    </w:p>
-    <w:p>
-      <w:pPr>
-        <w:bidi/>
-        <w:jc w:val="left"/>
-        <w:rPr>
-          <w:rFonts w:asciiTheme="minorHAnsi" w:hAnsiTheme="minorHAnsi" w:hint="cs"/>
-          <w:rtl/>
-          <w:lang w:bidi="fa-IR"/>
-        </w:rPr>
-      </w:pPr>
       <w:r>
         <w:rPr>
           <w:rFonts w:asciiTheme="minorHAnsi" w:hAnsiTheme="minorHAnsi" w:hint="cs"/>
@@ -2747,7 +2752,278 @@
         <w:bidi/>
         <w:jc w:val="left"/>
         <w:rPr>
-          <w:rFonts w:asciiTheme="minorHAnsi" w:hAnsiTheme="minorHAnsi"/>
+          <w:rFonts w:asciiTheme="minorHAnsi" w:hAnsiTheme="minorHAnsi" w:hint="cs"/>
+          <w:rtl/>
+          <w:lang w:bidi="fa-IR"/>
+        </w:rPr>
+      </w:pPr>
+      <w:r>
+        <w:rPr>
+          <w:rFonts w:asciiTheme="minorHAnsi" w:hAnsiTheme="minorHAnsi" w:hint="cs"/>
+          <w:rtl/>
+          <w:lang w:bidi="fa-IR"/>
+        </w:rPr>
+        <w:t>(</w:t>
+      </w:r>
+      <w:r>
+        <w:rPr>
+          <w:rFonts w:asciiTheme="minorHAnsi" w:hAnsiTheme="minorHAnsi" w:hint="cs"/>
+          <w:rtl/>
+          <w:lang w:bidi="fa-IR"/>
+        </w:rPr>
+        <w:t xml:space="preserve">سه </w:t>
+      </w:r>
+      <w:r>
+        <w:rPr>
+          <w:rFonts w:asciiTheme="minorHAnsi" w:hAnsiTheme="minorHAnsi" w:hint="cs"/>
+          <w:rtl/>
+          <w:lang w:bidi="fa-IR"/>
+        </w:rPr>
+        <w:t>شنبه)روز بیست و ه</w:t>
+      </w:r>
+      <w:r>
+        <w:rPr>
+          <w:rFonts w:asciiTheme="minorHAnsi" w:hAnsiTheme="minorHAnsi" w:hint="cs"/>
+          <w:rtl/>
+          <w:lang w:bidi="fa-IR"/>
+        </w:rPr>
+        <w:t>ش</w:t>
+      </w:r>
+      <w:r>
+        <w:rPr>
+          <w:rFonts w:asciiTheme="minorHAnsi" w:hAnsiTheme="minorHAnsi" w:hint="cs"/>
+          <w:rtl/>
+          <w:lang w:bidi="fa-IR"/>
+        </w:rPr>
+        <w:t>تم: 2</w:t>
+      </w:r>
+      <w:r>
+        <w:rPr>
+          <w:rFonts w:asciiTheme="minorHAnsi" w:hAnsiTheme="minorHAnsi" w:hint="cs"/>
+          <w:rtl/>
+          <w:lang w:bidi="fa-IR"/>
+        </w:rPr>
+        <w:t>6</w:t>
+      </w:r>
+      <w:r>
+        <w:rPr>
+          <w:rFonts w:asciiTheme="minorHAnsi" w:hAnsiTheme="minorHAnsi" w:hint="cs"/>
+          <w:rtl/>
+          <w:lang w:bidi="fa-IR"/>
+        </w:rPr>
+        <w:t xml:space="preserve">/12 </w:t>
+      </w:r>
+      <w:r>
+        <w:rPr>
+          <w:rFonts w:asciiTheme="minorHAnsi" w:hAnsiTheme="minorHAnsi" w:hint="cs"/>
+          <w:rtl/>
+          <w:lang w:bidi="fa-IR"/>
+        </w:rPr>
+        <w:t xml:space="preserve">ساعات کاراموزی: </w:t>
+      </w:r>
+      <w:r>
+        <w:rPr>
+          <w:rFonts w:asciiTheme="minorHAnsi" w:hAnsiTheme="minorHAnsi" w:hint="cs"/>
+          <w:rtl/>
+          <w:lang w:bidi="fa-IR"/>
+        </w:rPr>
+        <w:t>6 ساعت</w:t>
+      </w:r>
+    </w:p>
+    <w:p>
+      <w:pPr>
+        <w:bidi/>
+        <w:jc w:val="left"/>
+        <w:rPr>
+          <w:rFonts w:asciiTheme="minorHAnsi" w:hAnsiTheme="minorHAnsi" w:hint="cs"/>
+          <w:rtl/>
+          <w:lang w:bidi="fa-IR"/>
+        </w:rPr>
+      </w:pPr>
+      <w:r>
+        <w:rPr>
+          <w:rFonts w:asciiTheme="minorHAnsi" w:hAnsiTheme="minorHAnsi" w:hint="cs"/>
+          <w:rtl/>
+          <w:lang w:bidi="fa-IR"/>
+        </w:rPr>
+        <w:t xml:space="preserve">اتمام مبحث </w:t>
+      </w:r>
+      <w:r>
+        <w:rPr>
+          <w:rFonts w:asciiTheme="minorHAnsi" w:hAnsiTheme="minorHAnsi"/>
+          <w:lang w:bidi="fa-IR"/>
+        </w:rPr>
+        <w:t>composing components</w:t>
+      </w:r>
+      <w:r>
+        <w:rPr>
+          <w:rFonts w:asciiTheme="minorHAnsi" w:hAnsiTheme="minorHAnsi" w:hint="cs"/>
+          <w:rtl/>
+          <w:lang w:bidi="fa-IR"/>
+        </w:rPr>
+        <w:t xml:space="preserve"> و تمارین مربوطه</w:t>
+      </w:r>
+    </w:p>
+    <w:p>
+      <w:pPr>
+        <w:pBdr>
+          <w:bottom w:val="single" w:sz="6" w:space="1" w:color="auto"/>
+        </w:pBdr>
+        <w:bidi/>
+        <w:jc w:val="left"/>
+        <w:rPr>
+          <w:rFonts w:asciiTheme="minorHAnsi" w:hAnsiTheme="minorHAnsi"/>
+          <w:rtl/>
+          <w:lang w:bidi="fa-IR"/>
+        </w:rPr>
+      </w:pPr>
+    </w:p>
+    <w:p>
+      <w:pPr>
+        <w:bidi/>
+        <w:jc w:val="left"/>
+        <w:rPr>
+          <w:rFonts w:asciiTheme="minorHAnsi" w:hAnsiTheme="minorHAnsi"/>
+          <w:rtl/>
+          <w:lang w:bidi="fa-IR"/>
+        </w:rPr>
+      </w:pPr>
+      <w:r>
+        <w:rPr>
+          <w:rFonts w:asciiTheme="minorHAnsi" w:hAnsiTheme="minorHAnsi" w:hint="cs"/>
+          <w:rtl/>
+          <w:lang w:bidi="fa-IR"/>
+        </w:rPr>
+        <w:t xml:space="preserve">(چهارشنبه) روز بیست و نهم: </w:t>
+      </w:r>
+      <w:r>
+        <w:rPr>
+          <w:rFonts w:asciiTheme="minorHAnsi" w:hAnsiTheme="minorHAnsi" w:hint="cs"/>
+          <w:rtl/>
+          <w:lang w:bidi="fa-IR"/>
+        </w:rPr>
+        <w:t xml:space="preserve">27/12 </w:t>
+      </w:r>
+      <w:r>
+        <w:rPr>
+          <w:rFonts w:asciiTheme="minorHAnsi" w:hAnsiTheme="minorHAnsi" w:hint="cs"/>
+          <w:rtl/>
+          <w:lang w:bidi="fa-IR"/>
+        </w:rPr>
+        <w:t xml:space="preserve">ساعات کاراموزی: </w:t>
+      </w:r>
+      <w:r>
+        <w:rPr>
+          <w:rFonts w:asciiTheme="minorHAnsi" w:hAnsiTheme="minorHAnsi" w:hint="cs"/>
+          <w:rtl/>
+          <w:lang w:bidi="fa-IR"/>
+        </w:rPr>
+        <w:t xml:space="preserve">5 </w:t>
+      </w:r>
+      <w:r>
+        <w:rPr>
+          <w:rFonts w:asciiTheme="minorHAnsi" w:hAnsiTheme="minorHAnsi" w:hint="cs"/>
+          <w:rtl/>
+          <w:lang w:bidi="fa-IR"/>
+        </w:rPr>
+        <w:t>ساعت</w:t>
+      </w:r>
+    </w:p>
+    <w:p>
+      <w:pPr>
+        <w:bidi/>
+        <w:jc w:val="left"/>
+        <w:rPr>
+          <w:rFonts w:asciiTheme="minorHAnsi" w:hAnsiTheme="minorHAnsi"/>
+          <w:rtl/>
+          <w:lang w:bidi="fa-IR"/>
+        </w:rPr>
+      </w:pPr>
+      <w:r>
+        <w:rPr>
+          <w:rFonts w:asciiTheme="minorHAnsi" w:hAnsiTheme="minorHAnsi" w:hint="cs"/>
+          <w:rtl/>
+          <w:lang w:bidi="fa-IR"/>
+        </w:rPr>
+        <w:t>انجام پروژه تعیین شده از طرف مدیر</w:t>
+      </w:r>
+    </w:p>
+    <w:p>
+      <w:pPr>
+        <w:pBdr>
+          <w:bottom w:val="single" w:sz="6" w:space="1" w:color="auto"/>
+        </w:pBdr>
+        <w:bidi/>
+        <w:jc w:val="left"/>
+        <w:rPr>
+          <w:rFonts w:asciiTheme="minorHAnsi" w:hAnsiTheme="minorHAnsi"/>
+          <w:rtl/>
+          <w:lang w:bidi="fa-IR"/>
+        </w:rPr>
+      </w:pPr>
+    </w:p>
+    <w:p>
+      <w:pPr>
+        <w:bidi/>
+        <w:jc w:val="left"/>
+        <w:rPr>
+          <w:rFonts w:asciiTheme="minorHAnsi" w:hAnsiTheme="minorHAnsi"/>
+          <w:rtl/>
+          <w:lang w:bidi="fa-IR"/>
+        </w:rPr>
+      </w:pPr>
+      <w:r>
+        <w:rPr>
+          <w:rFonts w:asciiTheme="minorHAnsi" w:hAnsiTheme="minorHAnsi" w:hint="cs"/>
+          <w:rtl/>
+          <w:lang w:bidi="fa-IR"/>
+        </w:rPr>
+        <w:t xml:space="preserve">(پنجشنبه) روز سی ام: 28/12  ساعات کاراموزی: </w:t>
+      </w:r>
+    </w:p>
+    <w:p>
+      <w:pPr>
+        <w:bidi/>
+        <w:jc w:val="left"/>
+        <w:rPr>
+          <w:color w:val="FF0000"/>
+          <w:rtl/>
+          <w:lang w:bidi="fa-IR"/>
+        </w:rPr>
+      </w:pPr>
+      <w:r>
+        <w:rPr>
+          <w:rFonts w:asciiTheme="minorHAnsi" w:hAnsiTheme="minorHAnsi" w:hint="cs"/>
+          <w:rtl/>
+          <w:lang w:bidi="fa-IR"/>
+        </w:rPr>
+        <w:t xml:space="preserve">انجام پروژه </w:t>
+      </w:r>
+      <w:r>
+        <w:rPr>
+          <w:rFonts w:hint="cs"/>
+          <w:color w:val="FF0000"/>
+          <w:rtl/>
+          <w:lang w:bidi="fa-IR"/>
+        </w:rPr>
+        <w:t>+ جلسه آنلاین با</w:t>
+      </w:r>
+      <w:r>
+        <w:rPr>
+          <w:rFonts w:hint="cs"/>
+          <w:color w:val="FF0000"/>
+          <w:rtl/>
+          <w:lang w:bidi="fa-IR"/>
+        </w:rPr>
+        <w:t xml:space="preserve"> سرپرست</w:t>
+      </w:r>
+    </w:p>
+    <w:p>
+      <w:pPr>
+        <w:bidi/>
+        <w:jc w:val="left"/>
+        <w:rPr>
+          <w:rFonts w:asciiTheme="minorHAnsi" w:hAnsiTheme="minorHAnsi" w:hint="cs"/>
           <w:rtl/>
           <w:lang w:bidi="fa-IR"/>
         </w:rPr>

--- a/Reports/Daily Reports.docx
+++ b/Reports/Daily Reports.docx
@@ -2752,7 +2752,7 @@
         <w:bidi/>
         <w:jc w:val="left"/>
         <w:rPr>
-          <w:rFonts w:asciiTheme="minorHAnsi" w:hAnsiTheme="minorHAnsi" w:hint="cs"/>
+          <w:rFonts w:asciiTheme="minorHAnsi" w:hAnsiTheme="minorHAnsi"/>
           <w:rtl/>
           <w:lang w:bidi="fa-IR"/>
         </w:rPr>
@@ -2827,15 +2827,23 @@
           <w:rtl/>
           <w:lang w:bidi="fa-IR"/>
         </w:rPr>
-        <w:t>6 ساعت</w:t>
-      </w:r>
-    </w:p>
-    <w:p>
-      <w:pPr>
-        <w:bidi/>
-        <w:jc w:val="left"/>
-        <w:rPr>
-          <w:rFonts w:asciiTheme="minorHAnsi" w:hAnsiTheme="minorHAnsi" w:hint="cs"/>
+        <w:t>7</w:t>
+      </w:r>
+      <w:r>
+        <w:rPr>
+          <w:rFonts w:asciiTheme="minorHAnsi" w:hAnsiTheme="minorHAnsi" w:hint="cs"/>
+          <w:rtl/>
+          <w:lang w:bidi="fa-IR"/>
+        </w:rPr>
+        <w:t xml:space="preserve"> ساعت</w:t>
+      </w:r>
+    </w:p>
+    <w:p>
+      <w:pPr>
+        <w:bidi/>
+        <w:jc w:val="left"/>
+        <w:rPr>
+          <w:rFonts w:asciiTheme="minorHAnsi" w:hAnsiTheme="minorHAnsi"/>
           <w:rtl/>
           <w:lang w:bidi="fa-IR"/>
         </w:rPr>
@@ -2902,31 +2910,7 @@
           <w:rtl/>
           <w:lang w:bidi="fa-IR"/>
         </w:rPr>
-        <w:t xml:space="preserve">27/12 </w:t>
-      </w:r>
-      <w:r>
-        <w:rPr>
-          <w:rFonts w:asciiTheme="minorHAnsi" w:hAnsiTheme="minorHAnsi" w:hint="cs"/>
-          <w:rtl/>
-          <w:lang w:bidi="fa-IR"/>
-        </w:rPr>
-        <w:t xml:space="preserve">ساعات کاراموزی: </w:t>
-      </w:r>
-      <w:r>
-        <w:rPr>
-          <w:rFonts w:asciiTheme="minorHAnsi" w:hAnsiTheme="minorHAnsi" w:hint="cs"/>
-          <w:rtl/>
-          <w:lang w:bidi="fa-IR"/>
-        </w:rPr>
-        <w:t xml:space="preserve">5 </w:t>
-      </w:r>
-      <w:r>
-        <w:rPr>
-          <w:rFonts w:asciiTheme="minorHAnsi" w:hAnsiTheme="minorHAnsi" w:hint="cs"/>
-          <w:rtl/>
-          <w:lang w:bidi="fa-IR"/>
-        </w:rPr>
-        <w:t>ساعت</w:t>
+        <w:t>27/12 ساعات کاراموزی: 5 ساعت</w:t>
       </w:r>
     </w:p>
     <w:p>
@@ -2980,6 +2964,14 @@
         </w:rPr>
         <w:t xml:space="preserve">(پنجشنبه) روز سی ام: 28/12  ساعات کاراموزی: </w:t>
       </w:r>
+      <w:r>
+        <w:rPr>
+          <w:rFonts w:asciiTheme="minorHAnsi" w:hAnsiTheme="minorHAnsi" w:hint="cs"/>
+          <w:rtl/>
+          <w:lang w:bidi="fa-IR"/>
+        </w:rPr>
+        <w:t>14 ساعت</w:t>
+      </w:r>
     </w:p>
     <w:p>
       <w:pPr>
@@ -3023,7 +3015,86 @@
         <w:bidi/>
         <w:jc w:val="left"/>
         <w:rPr>
-          <w:rFonts w:asciiTheme="minorHAnsi" w:hAnsiTheme="minorHAnsi" w:hint="cs"/>
+          <w:color w:val="FF0000"/>
+          <w:rtl/>
+          <w:lang w:bidi="fa-IR"/>
+        </w:rPr>
+      </w:pPr>
+    </w:p>
+    <w:p>
+      <w:pPr>
+        <w:bidi/>
+        <w:jc w:val="left"/>
+        <w:rPr>
+          <w:color w:val="FF0000"/>
+          <w:rtl/>
+          <w:lang w:bidi="fa-IR"/>
+        </w:rPr>
+      </w:pPr>
+    </w:p>
+    <w:p>
+      <w:pPr>
+        <w:bidi/>
+        <w:jc w:val="left"/>
+        <w:rPr>
+          <w:color w:val="2E74B5" w:themeColor="accent1" w:themeShade="BF"/>
+          <w:sz w:val="32"/>
+          <w:szCs w:val="32"/>
+          <w:rtl/>
+          <w:lang w:bidi="fa-IR"/>
+        </w:rPr>
+      </w:pPr>
+      <w:r>
+        <w:rPr>
+          <w:rFonts w:hint="cs"/>
+          <w:color w:val="2E74B5" w:themeColor="accent1" w:themeShade="BF"/>
+          <w:sz w:val="32"/>
+          <w:szCs w:val="32"/>
+          <w:rtl/>
+          <w:lang w:bidi="fa-IR"/>
+        </w:rPr>
+        <w:t>تا</w:t>
+      </w:r>
+      <w:r>
+        <w:rPr>
+          <w:rFonts w:hint="cs"/>
+          <w:color w:val="2E74B5" w:themeColor="accent1" w:themeShade="BF"/>
+          <w:sz w:val="32"/>
+          <w:szCs w:val="32"/>
+          <w:rtl/>
+          <w:lang w:bidi="fa-IR"/>
+        </w:rPr>
+        <w:t xml:space="preserve"> </w:t>
+      </w:r>
+      <w:r>
+        <w:rPr>
+          <w:rFonts w:hint="cs"/>
+          <w:color w:val="2E74B5" w:themeColor="accent1" w:themeShade="BF"/>
+          <w:sz w:val="32"/>
+          <w:szCs w:val="32"/>
+          <w:rtl/>
+          <w:lang w:bidi="fa-IR"/>
+        </w:rPr>
+        <w:t xml:space="preserve">پایان سال 99: </w:t>
+      </w:r>
+      <w:r>
+        <w:rPr>
+          <w:rFonts w:hint="cs"/>
+          <w:color w:val="2E74B5" w:themeColor="accent1" w:themeShade="BF"/>
+          <w:sz w:val="32"/>
+          <w:szCs w:val="32"/>
+          <w:rtl/>
+          <w:lang w:bidi="fa-IR"/>
+        </w:rPr>
+        <w:t>150 ساعت</w:t>
+      </w:r>
+    </w:p>
+    <w:p>
+      <w:pPr>
+        <w:bidi/>
+        <w:jc w:val="left"/>
+        <w:rPr>
+          <w:rFonts w:asciiTheme="minorHAnsi" w:hAnsiTheme="minorHAnsi"/>
           <w:rtl/>
           <w:lang w:bidi="fa-IR"/>
         </w:rPr>

--- a/Reports/Daily Reports.docx
+++ b/Reports/Daily Reports.docx
@@ -3099,19 +3099,106 @@
           <w:lang w:bidi="fa-IR"/>
         </w:rPr>
       </w:pPr>
+    </w:p>
+    <w:p>
+      <w:pPr>
+        <w:bidi/>
+        <w:jc w:val="left"/>
+        <w:rPr>
+          <w:rFonts w:asciiTheme="minorHAnsi" w:hAnsiTheme="minorHAnsi"/>
+          <w:lang w:bidi="fa-IR"/>
+        </w:rPr>
+      </w:pPr>
+    </w:p>
+    <w:p>
+      <w:pPr>
+        <w:bidi/>
+        <w:jc w:val="left"/>
+        <w:rPr>
+          <w:rFonts w:asciiTheme="minorHAnsi" w:hAnsiTheme="minorHAnsi"/>
+          <w:lang w:bidi="fa-IR"/>
+        </w:rPr>
+      </w:pPr>
+    </w:p>
+    <w:p>
+      <w:pPr>
+        <w:bidi/>
+        <w:jc w:val="left"/>
+        <w:rPr>
+          <w:rFonts w:asciiTheme="minorHAnsi" w:hAnsiTheme="minorHAnsi"/>
+          <w:lang w:bidi="fa-IR"/>
+        </w:rPr>
+      </w:pPr>
+    </w:p>
+    <w:p>
+      <w:pPr>
+        <w:bidi/>
+        <w:jc w:val="left"/>
+        <w:rPr>
+          <w:rFonts w:asciiTheme="minorHAnsi" w:hAnsiTheme="minorHAnsi" w:hint="cs"/>
+          <w:rtl/>
+          <w:lang w:bidi="fa-IR"/>
+        </w:rPr>
+      </w:pPr>
+      <w:r>
+        <w:rPr>
+          <w:rFonts w:asciiTheme="minorHAnsi" w:hAnsiTheme="minorHAnsi" w:hint="cs"/>
+          <w:rtl/>
+          <w:lang w:bidi="fa-IR"/>
+        </w:rPr>
+        <w:lastRenderedPageBreak/>
+        <w:t>(شنبه) روز 31ام: 7/1/1400 ساعات کاراموزی: 3.5 ساعت</w:t>
+      </w:r>
+    </w:p>
+    <w:p>
+      <w:pPr>
+        <w:bidi/>
+        <w:jc w:val="left"/>
+        <w:rPr>
+          <w:rFonts w:asciiTheme="minorHAnsi" w:hAnsiTheme="minorHAnsi"/>
+          <w:lang w:bidi="fa-IR"/>
+        </w:rPr>
+      </w:pPr>
+      <w:r>
+        <w:rPr>
+          <w:rFonts w:asciiTheme="minorHAnsi" w:hAnsiTheme="minorHAnsi" w:hint="cs"/>
+          <w:rtl/>
+          <w:lang w:bidi="fa-IR"/>
+        </w:rPr>
+        <w:t xml:space="preserve">یادگیری مبحث </w:t>
+      </w:r>
+      <w:r>
+        <w:rPr>
+          <w:rFonts w:asciiTheme="minorHAnsi" w:hAnsiTheme="minorHAnsi"/>
+          <w:lang w:bidi="fa-IR"/>
+        </w:rPr>
+        <w:t>pagination</w:t>
+      </w:r>
+    </w:p>
+    <w:p>
+      <w:pPr>
+        <w:pBdr>
+          <w:bottom w:val="single" w:sz="6" w:space="1" w:color="auto"/>
+        </w:pBdr>
+        <w:bidi/>
+        <w:jc w:val="left"/>
+        <w:rPr>
+          <w:rFonts w:asciiTheme="minorHAnsi" w:hAnsiTheme="minorHAnsi"/>
+          <w:lang w:bidi="fa-IR"/>
+        </w:rPr>
+      </w:pPr>
+    </w:p>
+    <w:p>
+      <w:pPr>
+        <w:bidi/>
+        <w:jc w:val="left"/>
+        <w:rPr>
+          <w:rFonts w:asciiTheme="minorHAnsi" w:hAnsiTheme="minorHAnsi"/>
+          <w:lang w:bidi="fa-IR"/>
+        </w:rPr>
+      </w:pPr>
       <w:bookmarkStart w:id="0" w:name="_GoBack"/>
       <w:bookmarkEnd w:id="0"/>
-    </w:p>
-    <w:p>
-      <w:pPr>
-        <w:bidi/>
-        <w:jc w:val="left"/>
-        <w:rPr>
-          <w:rFonts w:asciiTheme="minorHAnsi" w:hAnsiTheme="minorHAnsi"/>
-          <w:rtl/>
-          <w:lang w:bidi="fa-IR"/>
-        </w:rPr>
-      </w:pPr>
     </w:p>
     <w:sectPr>
       <w:pgSz w:w="12240" w:h="15840"/>

--- a/Reports/Daily Reports.docx
+++ b/Reports/Daily Reports.docx
@@ -3135,7 +3135,7 @@
         <w:bidi/>
         <w:jc w:val="left"/>
         <w:rPr>
-          <w:rFonts w:asciiTheme="minorHAnsi" w:hAnsiTheme="minorHAnsi" w:hint="cs"/>
+          <w:rFonts w:asciiTheme="minorHAnsi" w:hAnsiTheme="minorHAnsi"/>
           <w:rtl/>
           <w:lang w:bidi="fa-IR"/>
         </w:rPr>
@@ -3194,11 +3194,389 @@
         <w:jc w:val="left"/>
         <w:rPr>
           <w:rFonts w:asciiTheme="minorHAnsi" w:hAnsiTheme="minorHAnsi"/>
-          <w:lang w:bidi="fa-IR"/>
-        </w:rPr>
-      </w:pPr>
+          <w:rtl/>
+          <w:lang w:bidi="fa-IR"/>
+        </w:rPr>
+      </w:pPr>
+      <w:r>
+        <w:rPr>
+          <w:rFonts w:asciiTheme="minorHAnsi" w:hAnsiTheme="minorHAnsi" w:hint="cs"/>
+          <w:rtl/>
+          <w:lang w:bidi="fa-IR"/>
+        </w:rPr>
+        <w:t>(</w:t>
+      </w:r>
+      <w:r>
+        <w:rPr>
+          <w:rFonts w:asciiTheme="minorHAnsi" w:hAnsiTheme="minorHAnsi" w:hint="cs"/>
+          <w:rtl/>
+          <w:lang w:bidi="fa-IR"/>
+        </w:rPr>
+        <w:t xml:space="preserve">سه </w:t>
+      </w:r>
+      <w:r>
+        <w:rPr>
+          <w:rFonts w:asciiTheme="minorHAnsi" w:hAnsiTheme="minorHAnsi" w:hint="cs"/>
+          <w:rtl/>
+          <w:lang w:bidi="fa-IR"/>
+        </w:rPr>
+        <w:t>شنبه) روز 3</w:t>
+      </w:r>
+      <w:r>
+        <w:rPr>
+          <w:rFonts w:asciiTheme="minorHAnsi" w:hAnsiTheme="minorHAnsi" w:hint="cs"/>
+          <w:rtl/>
+          <w:lang w:bidi="fa-IR"/>
+        </w:rPr>
+        <w:t>2</w:t>
+      </w:r>
+      <w:r>
+        <w:rPr>
+          <w:rFonts w:asciiTheme="minorHAnsi" w:hAnsiTheme="minorHAnsi" w:hint="cs"/>
+          <w:rtl/>
+          <w:lang w:bidi="fa-IR"/>
+        </w:rPr>
+        <w:t xml:space="preserve">ام: </w:t>
+      </w:r>
+      <w:r>
+        <w:rPr>
+          <w:rFonts w:asciiTheme="minorHAnsi" w:hAnsiTheme="minorHAnsi" w:hint="cs"/>
+          <w:rtl/>
+          <w:lang w:bidi="fa-IR"/>
+        </w:rPr>
+        <w:t>10</w:t>
+      </w:r>
+      <w:r>
+        <w:rPr>
+          <w:rFonts w:asciiTheme="minorHAnsi" w:hAnsiTheme="minorHAnsi" w:hint="cs"/>
+          <w:rtl/>
+          <w:lang w:bidi="fa-IR"/>
+        </w:rPr>
+        <w:t>/1/1400 ساعات کاراموزی: 3</w:t>
+      </w:r>
+      <w:r>
+        <w:rPr>
+          <w:rFonts w:asciiTheme="minorHAnsi" w:hAnsiTheme="minorHAnsi" w:hint="cs"/>
+          <w:rtl/>
+          <w:lang w:bidi="fa-IR"/>
+        </w:rPr>
+        <w:t xml:space="preserve"> </w:t>
+      </w:r>
+      <w:r>
+        <w:rPr>
+          <w:rFonts w:asciiTheme="minorHAnsi" w:hAnsiTheme="minorHAnsi" w:hint="cs"/>
+          <w:rtl/>
+          <w:lang w:bidi="fa-IR"/>
+        </w:rPr>
+        <w:t>ساعت</w:t>
+      </w:r>
+    </w:p>
+    <w:p>
+      <w:pPr>
+        <w:bidi/>
+        <w:jc w:val="left"/>
+        <w:rPr>
+          <w:rFonts w:asciiTheme="minorHAnsi" w:hAnsiTheme="minorHAnsi"/>
+          <w:lang w:bidi="fa-IR"/>
+        </w:rPr>
+      </w:pPr>
+      <w:r>
+        <w:rPr>
+          <w:rFonts w:asciiTheme="minorHAnsi" w:hAnsiTheme="minorHAnsi" w:hint="cs"/>
+          <w:rtl/>
+          <w:lang w:bidi="fa-IR"/>
+        </w:rPr>
+        <w:t>آشنایی با</w:t>
+      </w:r>
+      <w:r>
+        <w:rPr>
+          <w:rFonts w:asciiTheme="minorHAnsi" w:hAnsiTheme="minorHAnsi" w:hint="cs"/>
+          <w:rtl/>
+          <w:lang w:bidi="fa-IR"/>
+        </w:rPr>
+        <w:t xml:space="preserve"> مبحث </w:t>
+      </w:r>
+      <w:r>
+        <w:rPr>
+          <w:rFonts w:asciiTheme="minorHAnsi" w:hAnsiTheme="minorHAnsi"/>
+          <w:lang w:bidi="fa-IR"/>
+        </w:rPr>
+        <w:t>filtering</w:t>
+      </w:r>
+    </w:p>
+    <w:p>
+      <w:pPr>
+        <w:pBdr>
+          <w:bottom w:val="single" w:sz="6" w:space="1" w:color="auto"/>
+        </w:pBdr>
+        <w:bidi/>
+        <w:jc w:val="left"/>
+        <w:rPr>
+          <w:rFonts w:asciiTheme="minorHAnsi" w:hAnsiTheme="minorHAnsi"/>
+          <w:lang w:bidi="fa-IR"/>
+        </w:rPr>
+      </w:pPr>
+    </w:p>
+    <w:p>
+      <w:pPr>
+        <w:bidi/>
+        <w:jc w:val="left"/>
+        <w:rPr>
+          <w:rFonts w:asciiTheme="minorHAnsi" w:hAnsiTheme="minorHAnsi"/>
+          <w:rtl/>
+          <w:lang w:bidi="fa-IR"/>
+        </w:rPr>
+      </w:pPr>
+      <w:r>
+        <w:rPr>
+          <w:rFonts w:asciiTheme="minorHAnsi" w:hAnsiTheme="minorHAnsi" w:hint="cs"/>
+          <w:rtl/>
+          <w:lang w:bidi="fa-IR"/>
+        </w:rPr>
+        <w:t>(</w:t>
+      </w:r>
+      <w:r>
+        <w:rPr>
+          <w:rFonts w:asciiTheme="minorHAnsi" w:hAnsiTheme="minorHAnsi" w:hint="cs"/>
+          <w:rtl/>
+          <w:lang w:bidi="fa-IR"/>
+        </w:rPr>
+        <w:t>چهار</w:t>
+      </w:r>
+      <w:r>
+        <w:rPr>
+          <w:rFonts w:asciiTheme="minorHAnsi" w:hAnsiTheme="minorHAnsi" w:hint="cs"/>
+          <w:rtl/>
+          <w:lang w:bidi="fa-IR"/>
+        </w:rPr>
+        <w:t>شنبه) روز 3</w:t>
+      </w:r>
+      <w:r>
+        <w:rPr>
+          <w:rFonts w:asciiTheme="minorHAnsi" w:hAnsiTheme="minorHAnsi" w:hint="cs"/>
+          <w:rtl/>
+          <w:lang w:bidi="fa-IR"/>
+        </w:rPr>
+        <w:t>3</w:t>
+      </w:r>
+      <w:r>
+        <w:rPr>
+          <w:rFonts w:asciiTheme="minorHAnsi" w:hAnsiTheme="minorHAnsi" w:hint="cs"/>
+          <w:rtl/>
+          <w:lang w:bidi="fa-IR"/>
+        </w:rPr>
+        <w:t>ام: 1</w:t>
+      </w:r>
+      <w:r>
+        <w:rPr>
+          <w:rFonts w:asciiTheme="minorHAnsi" w:hAnsiTheme="minorHAnsi" w:hint="cs"/>
+          <w:rtl/>
+          <w:lang w:bidi="fa-IR"/>
+        </w:rPr>
+        <w:t>1</w:t>
+      </w:r>
+      <w:r>
+        <w:rPr>
+          <w:rFonts w:asciiTheme="minorHAnsi" w:hAnsiTheme="minorHAnsi" w:hint="cs"/>
+          <w:rtl/>
+          <w:lang w:bidi="fa-IR"/>
+        </w:rPr>
+        <w:t xml:space="preserve">/1/1400 ساعات کاراموزی: </w:t>
+      </w:r>
+      <w:r>
+        <w:rPr>
+          <w:rFonts w:asciiTheme="minorHAnsi" w:hAnsiTheme="minorHAnsi" w:hint="cs"/>
+          <w:rtl/>
+          <w:lang w:bidi="fa-IR"/>
+        </w:rPr>
+        <w:t>4</w:t>
+      </w:r>
+      <w:r>
+        <w:rPr>
+          <w:rFonts w:asciiTheme="minorHAnsi" w:hAnsiTheme="minorHAnsi" w:hint="cs"/>
+          <w:rtl/>
+          <w:lang w:bidi="fa-IR"/>
+        </w:rPr>
+        <w:t xml:space="preserve"> ساعت</w:t>
+      </w:r>
+    </w:p>
+    <w:p>
+      <w:pPr>
+        <w:bidi/>
+        <w:jc w:val="left"/>
+        <w:rPr>
+          <w:rFonts w:asciiTheme="minorHAnsi" w:hAnsiTheme="minorHAnsi"/>
+          <w:lang w:bidi="fa-IR"/>
+        </w:rPr>
+      </w:pPr>
+      <w:r>
+        <w:rPr>
+          <w:rFonts w:asciiTheme="minorHAnsi" w:hAnsiTheme="minorHAnsi" w:hint="cs"/>
+          <w:rtl/>
+          <w:lang w:bidi="fa-IR"/>
+        </w:rPr>
+        <w:t>یادگیری</w:t>
+      </w:r>
+      <w:r>
+        <w:rPr>
+          <w:rFonts w:asciiTheme="minorHAnsi" w:hAnsiTheme="minorHAnsi" w:hint="cs"/>
+          <w:rtl/>
+          <w:lang w:bidi="fa-IR"/>
+        </w:rPr>
+        <w:t xml:space="preserve"> مبحث </w:t>
+      </w:r>
+      <w:r>
+        <w:rPr>
+          <w:rFonts w:asciiTheme="minorHAnsi" w:hAnsiTheme="minorHAnsi"/>
+          <w:lang w:bidi="fa-IR"/>
+        </w:rPr>
+        <w:t>filtering</w:t>
+      </w:r>
+    </w:p>
+    <w:p>
+      <w:pPr>
+        <w:pBdr>
+          <w:bottom w:val="single" w:sz="6" w:space="1" w:color="auto"/>
+        </w:pBdr>
+        <w:bidi/>
+        <w:jc w:val="left"/>
+        <w:rPr>
+          <w:rFonts w:asciiTheme="minorHAnsi" w:hAnsiTheme="minorHAnsi"/>
+          <w:rtl/>
+          <w:lang w:bidi="fa-IR"/>
+        </w:rPr>
+      </w:pPr>
+    </w:p>
+    <w:p>
+      <w:pPr>
+        <w:bidi/>
+        <w:jc w:val="left"/>
+        <w:rPr>
+          <w:rFonts w:asciiTheme="minorHAnsi" w:hAnsiTheme="minorHAnsi"/>
+          <w:rtl/>
+          <w:lang w:bidi="fa-IR"/>
+        </w:rPr>
+      </w:pPr>
+      <w:r>
+        <w:rPr>
+          <w:rFonts w:asciiTheme="minorHAnsi" w:hAnsiTheme="minorHAnsi" w:hint="cs"/>
+          <w:rtl/>
+          <w:lang w:bidi="fa-IR"/>
+        </w:rPr>
+        <w:t>(</w:t>
+      </w:r>
+      <w:r>
+        <w:rPr>
+          <w:rFonts w:asciiTheme="minorHAnsi" w:hAnsiTheme="minorHAnsi" w:hint="cs"/>
+          <w:rtl/>
+          <w:lang w:bidi="fa-IR"/>
+        </w:rPr>
+        <w:t>پنج</w:t>
+      </w:r>
+      <w:r>
+        <w:rPr>
+          <w:rFonts w:asciiTheme="minorHAnsi" w:hAnsiTheme="minorHAnsi" w:hint="cs"/>
+          <w:rtl/>
+          <w:lang w:bidi="fa-IR"/>
+        </w:rPr>
+        <w:t>شنبه) روز 3</w:t>
+      </w:r>
+      <w:r>
+        <w:rPr>
+          <w:rFonts w:asciiTheme="minorHAnsi" w:hAnsiTheme="minorHAnsi" w:hint="cs"/>
+          <w:rtl/>
+          <w:lang w:bidi="fa-IR"/>
+        </w:rPr>
+        <w:t>4</w:t>
+      </w:r>
+      <w:r>
+        <w:rPr>
+          <w:rFonts w:asciiTheme="minorHAnsi" w:hAnsiTheme="minorHAnsi" w:hint="cs"/>
+          <w:rtl/>
+          <w:lang w:bidi="fa-IR"/>
+        </w:rPr>
+        <w:t>ام: 1</w:t>
+      </w:r>
+      <w:r>
+        <w:rPr>
+          <w:rFonts w:asciiTheme="minorHAnsi" w:hAnsiTheme="minorHAnsi" w:hint="cs"/>
+          <w:rtl/>
+          <w:lang w:bidi="fa-IR"/>
+        </w:rPr>
+        <w:t>2</w:t>
+      </w:r>
+      <w:r>
+        <w:rPr>
+          <w:rFonts w:asciiTheme="minorHAnsi" w:hAnsiTheme="minorHAnsi" w:hint="cs"/>
+          <w:rtl/>
+          <w:lang w:bidi="fa-IR"/>
+        </w:rPr>
+        <w:t xml:space="preserve">/1/1400 ساعات کاراموزی: </w:t>
+      </w:r>
       <w:bookmarkStart w:id="0" w:name="_GoBack"/>
       <w:bookmarkEnd w:id="0"/>
+      <w:r>
+        <w:rPr>
+          <w:rFonts w:asciiTheme="minorHAnsi" w:hAnsiTheme="minorHAnsi" w:hint="cs"/>
+          <w:rtl/>
+          <w:lang w:bidi="fa-IR"/>
+        </w:rPr>
+        <w:t>ساعت</w:t>
+      </w:r>
+    </w:p>
+    <w:p>
+      <w:pPr>
+        <w:bidi/>
+        <w:jc w:val="left"/>
+        <w:rPr>
+          <w:rFonts w:asciiTheme="minorHAnsi" w:hAnsiTheme="minorHAnsi"/>
+          <w:lang w:bidi="fa-IR"/>
+        </w:rPr>
+      </w:pPr>
+      <w:r>
+        <w:rPr>
+          <w:rFonts w:asciiTheme="minorHAnsi" w:hAnsiTheme="minorHAnsi" w:hint="cs"/>
+          <w:rtl/>
+          <w:lang w:bidi="fa-IR"/>
+        </w:rPr>
+        <w:t>یادگیری</w:t>
+      </w:r>
+      <w:r>
+        <w:rPr>
+          <w:rFonts w:asciiTheme="minorHAnsi" w:hAnsiTheme="minorHAnsi" w:hint="cs"/>
+          <w:rtl/>
+          <w:lang w:bidi="fa-IR"/>
+        </w:rPr>
+        <w:t xml:space="preserve"> مبحث </w:t>
+      </w:r>
+      <w:r>
+        <w:rPr>
+          <w:rFonts w:asciiTheme="minorHAnsi" w:hAnsiTheme="minorHAnsi"/>
+          <w:lang w:bidi="fa-IR"/>
+        </w:rPr>
+        <w:t>filtering</w:t>
+      </w:r>
+    </w:p>
+    <w:p>
+      <w:pPr>
+        <w:bidi/>
+        <w:jc w:val="left"/>
+        <w:rPr>
+          <w:rFonts w:asciiTheme="minorHAnsi" w:hAnsiTheme="minorHAnsi" w:hint="cs"/>
+          <w:rtl/>
+          <w:lang w:bidi="fa-IR"/>
+        </w:rPr>
+      </w:pPr>
+    </w:p>
+    <w:p>
+      <w:pPr>
+        <w:bidi/>
+        <w:jc w:val="left"/>
+        <w:rPr>
+          <w:rFonts w:asciiTheme="minorHAnsi" w:hAnsiTheme="minorHAnsi"/>
+          <w:lang w:bidi="fa-IR"/>
+        </w:rPr>
+      </w:pPr>
     </w:p>
     <w:sectPr>
       <w:pgSz w:w="12240" w:h="15840"/>

--- a/Reports/Daily Reports.docx
+++ b/Reports/Daily Reports.docx
@@ -3204,97 +3204,25 @@
           <w:rtl/>
           <w:lang w:bidi="fa-IR"/>
         </w:rPr>
-        <w:t>(</w:t>
-      </w:r>
-      <w:r>
-        <w:rPr>
-          <w:rFonts w:asciiTheme="minorHAnsi" w:hAnsiTheme="minorHAnsi" w:hint="cs"/>
-          <w:rtl/>
-          <w:lang w:bidi="fa-IR"/>
-        </w:rPr>
-        <w:t xml:space="preserve">سه </w:t>
-      </w:r>
-      <w:r>
-        <w:rPr>
-          <w:rFonts w:asciiTheme="minorHAnsi" w:hAnsiTheme="minorHAnsi" w:hint="cs"/>
-          <w:rtl/>
-          <w:lang w:bidi="fa-IR"/>
-        </w:rPr>
-        <w:t>شنبه) روز 3</w:t>
-      </w:r>
-      <w:r>
-        <w:rPr>
-          <w:rFonts w:asciiTheme="minorHAnsi" w:hAnsiTheme="minorHAnsi" w:hint="cs"/>
-          <w:rtl/>
-          <w:lang w:bidi="fa-IR"/>
-        </w:rPr>
-        <w:t>2</w:t>
-      </w:r>
-      <w:r>
-        <w:rPr>
-          <w:rFonts w:asciiTheme="minorHAnsi" w:hAnsiTheme="minorHAnsi" w:hint="cs"/>
-          <w:rtl/>
-          <w:lang w:bidi="fa-IR"/>
-        </w:rPr>
-        <w:t xml:space="preserve">ام: </w:t>
-      </w:r>
-      <w:r>
-        <w:rPr>
-          <w:rFonts w:asciiTheme="minorHAnsi" w:hAnsiTheme="minorHAnsi" w:hint="cs"/>
-          <w:rtl/>
-          <w:lang w:bidi="fa-IR"/>
-        </w:rPr>
-        <w:t>10</w:t>
-      </w:r>
-      <w:r>
-        <w:rPr>
-          <w:rFonts w:asciiTheme="minorHAnsi" w:hAnsiTheme="minorHAnsi" w:hint="cs"/>
-          <w:rtl/>
-          <w:lang w:bidi="fa-IR"/>
-        </w:rPr>
-        <w:t>/1/1400 ساعات کاراموزی: 3</w:t>
-      </w:r>
-      <w:r>
-        <w:rPr>
-          <w:rFonts w:asciiTheme="minorHAnsi" w:hAnsiTheme="minorHAnsi" w:hint="cs"/>
-          <w:rtl/>
-          <w:lang w:bidi="fa-IR"/>
-        </w:rPr>
-        <w:t xml:space="preserve"> </w:t>
-      </w:r>
-      <w:r>
-        <w:rPr>
-          <w:rFonts w:asciiTheme="minorHAnsi" w:hAnsiTheme="minorHAnsi" w:hint="cs"/>
-          <w:rtl/>
-          <w:lang w:bidi="fa-IR"/>
-        </w:rPr>
-        <w:t>ساعت</w:t>
-      </w:r>
-    </w:p>
-    <w:p>
-      <w:pPr>
-        <w:bidi/>
-        <w:jc w:val="left"/>
-        <w:rPr>
-          <w:rFonts w:asciiTheme="minorHAnsi" w:hAnsiTheme="minorHAnsi"/>
-          <w:lang w:bidi="fa-IR"/>
-        </w:rPr>
-      </w:pPr>
-      <w:r>
-        <w:rPr>
-          <w:rFonts w:asciiTheme="minorHAnsi" w:hAnsiTheme="minorHAnsi" w:hint="cs"/>
-          <w:rtl/>
-          <w:lang w:bidi="fa-IR"/>
-        </w:rPr>
-        <w:t>آشنایی با</w:t>
-      </w:r>
-      <w:r>
-        <w:rPr>
-          <w:rFonts w:asciiTheme="minorHAnsi" w:hAnsiTheme="minorHAnsi" w:hint="cs"/>
-          <w:rtl/>
-          <w:lang w:bidi="fa-IR"/>
-        </w:rPr>
-        <w:t xml:space="preserve"> مبحث </w:t>
+        <w:t>(سه شنبه) روز 32ام: 10/1/1400 ساعات کاراموزی: 3 ساعت</w:t>
+      </w:r>
+    </w:p>
+    <w:p>
+      <w:pPr>
+        <w:bidi/>
+        <w:jc w:val="left"/>
+        <w:rPr>
+          <w:rFonts w:asciiTheme="minorHAnsi" w:hAnsiTheme="minorHAnsi"/>
+          <w:lang w:bidi="fa-IR"/>
+        </w:rPr>
+      </w:pPr>
+      <w:r>
+        <w:rPr>
+          <w:rFonts w:asciiTheme="minorHAnsi" w:hAnsiTheme="minorHAnsi" w:hint="cs"/>
+          <w:rtl/>
+          <w:lang w:bidi="fa-IR"/>
+        </w:rPr>
+        <w:t xml:space="preserve">آشنایی با مبحث </w:t>
       </w:r>
       <w:r>
         <w:rPr>
@@ -3513,6 +3441,225 @@
         </w:rPr>
         <w:t xml:space="preserve">/1/1400 ساعات کاراموزی: </w:t>
       </w:r>
+      <w:r>
+        <w:rPr>
+          <w:rFonts w:asciiTheme="minorHAnsi" w:hAnsiTheme="minorHAnsi" w:hint="cs"/>
+          <w:rtl/>
+          <w:lang w:bidi="fa-IR"/>
+        </w:rPr>
+        <w:t xml:space="preserve">5 </w:t>
+      </w:r>
+      <w:r>
+        <w:rPr>
+          <w:rFonts w:asciiTheme="minorHAnsi" w:hAnsiTheme="minorHAnsi" w:hint="cs"/>
+          <w:rtl/>
+          <w:lang w:bidi="fa-IR"/>
+        </w:rPr>
+        <w:t>ساعت</w:t>
+      </w:r>
+    </w:p>
+    <w:p>
+      <w:pPr>
+        <w:bidi/>
+        <w:jc w:val="left"/>
+        <w:rPr>
+          <w:rFonts w:asciiTheme="minorHAnsi" w:hAnsiTheme="minorHAnsi" w:hint="cs"/>
+          <w:rtl/>
+          <w:lang w:bidi="fa-IR"/>
+        </w:rPr>
+      </w:pPr>
+      <w:r>
+        <w:rPr>
+          <w:rFonts w:asciiTheme="minorHAnsi" w:hAnsiTheme="minorHAnsi" w:hint="cs"/>
+          <w:rtl/>
+          <w:lang w:bidi="fa-IR"/>
+        </w:rPr>
+        <w:t>یادگیری</w:t>
+      </w:r>
+      <w:r>
+        <w:rPr>
+          <w:rFonts w:asciiTheme="minorHAnsi" w:hAnsiTheme="minorHAnsi" w:hint="cs"/>
+          <w:rtl/>
+          <w:lang w:bidi="fa-IR"/>
+        </w:rPr>
+        <w:t xml:space="preserve"> مبحث </w:t>
+      </w:r>
+      <w:r>
+        <w:rPr>
+          <w:rFonts w:asciiTheme="minorHAnsi" w:hAnsiTheme="minorHAnsi"/>
+          <w:lang w:bidi="fa-IR"/>
+        </w:rPr>
+        <w:t>filtering</w:t>
+      </w:r>
+      <w:r>
+        <w:rPr>
+          <w:rFonts w:asciiTheme="minorHAnsi" w:hAnsiTheme="minorHAnsi" w:hint="cs"/>
+          <w:rtl/>
+          <w:lang w:bidi="fa-IR"/>
+        </w:rPr>
+        <w:t xml:space="preserve"> </w:t>
+      </w:r>
+    </w:p>
+    <w:p>
+      <w:pPr>
+        <w:bidi/>
+        <w:jc w:val="left"/>
+        <w:rPr>
+          <w:rFonts w:asciiTheme="minorHAnsi" w:hAnsiTheme="minorHAnsi"/>
+          <w:rtl/>
+          <w:lang w:bidi="fa-IR"/>
+        </w:rPr>
+      </w:pPr>
+    </w:p>
+    <w:p>
+      <w:pPr>
+        <w:bidi/>
+        <w:jc w:val="left"/>
+        <w:rPr>
+          <w:rFonts w:asciiTheme="minorHAnsi" w:hAnsiTheme="minorHAnsi"/>
+          <w:lang w:bidi="fa-IR"/>
+        </w:rPr>
+      </w:pPr>
+    </w:p>
+    <w:p>
+      <w:pPr>
+        <w:bidi/>
+        <w:jc w:val="left"/>
+        <w:rPr>
+          <w:rFonts w:asciiTheme="minorHAnsi" w:hAnsiTheme="minorHAnsi"/>
+          <w:rtl/>
+          <w:lang w:bidi="fa-IR"/>
+        </w:rPr>
+      </w:pPr>
+    </w:p>
+    <w:p>
+      <w:pPr>
+        <w:bidi/>
+        <w:jc w:val="left"/>
+        <w:rPr>
+          <w:rFonts w:asciiTheme="minorHAnsi" w:hAnsiTheme="minorHAnsi"/>
+          <w:rtl/>
+          <w:lang w:bidi="fa-IR"/>
+        </w:rPr>
+      </w:pPr>
+    </w:p>
+    <w:p>
+      <w:pPr>
+        <w:bidi/>
+        <w:jc w:val="left"/>
+        <w:rPr>
+          <w:rFonts w:asciiTheme="minorHAnsi" w:hAnsiTheme="minorHAnsi"/>
+          <w:rtl/>
+          <w:lang w:bidi="fa-IR"/>
+        </w:rPr>
+      </w:pPr>
+    </w:p>
+    <w:p>
+      <w:pPr>
+        <w:bidi/>
+        <w:jc w:val="left"/>
+        <w:rPr>
+          <w:rFonts w:asciiTheme="minorHAnsi" w:hAnsiTheme="minorHAnsi"/>
+          <w:rtl/>
+          <w:lang w:bidi="fa-IR"/>
+        </w:rPr>
+      </w:pPr>
+    </w:p>
+    <w:p>
+      <w:pPr>
+        <w:bidi/>
+        <w:jc w:val="left"/>
+        <w:rPr>
+          <w:rFonts w:asciiTheme="minorHAnsi" w:hAnsiTheme="minorHAnsi"/>
+          <w:rtl/>
+          <w:lang w:bidi="fa-IR"/>
+        </w:rPr>
+      </w:pPr>
+    </w:p>
+    <w:p>
+      <w:pPr>
+        <w:bidi/>
+        <w:jc w:val="left"/>
+        <w:rPr>
+          <w:rFonts w:asciiTheme="minorHAnsi" w:hAnsiTheme="minorHAnsi"/>
+          <w:rtl/>
+          <w:lang w:bidi="fa-IR"/>
+        </w:rPr>
+      </w:pPr>
+    </w:p>
+    <w:p>
+      <w:pPr>
+        <w:bidi/>
+        <w:jc w:val="left"/>
+        <w:rPr>
+          <w:rFonts w:asciiTheme="minorHAnsi" w:hAnsiTheme="minorHAnsi"/>
+          <w:rtl/>
+          <w:lang w:bidi="fa-IR"/>
+        </w:rPr>
+      </w:pPr>
+    </w:p>
+    <w:p>
+      <w:pPr>
+        <w:bidi/>
+        <w:jc w:val="left"/>
+        <w:rPr>
+          <w:rFonts w:asciiTheme="minorHAnsi" w:hAnsiTheme="minorHAnsi"/>
+          <w:rtl/>
+          <w:lang w:bidi="fa-IR"/>
+        </w:rPr>
+      </w:pPr>
+    </w:p>
+    <w:p>
+      <w:pPr>
+        <w:bidi/>
+        <w:jc w:val="left"/>
+        <w:rPr>
+          <w:rFonts w:asciiTheme="minorHAnsi" w:hAnsiTheme="minorHAnsi"/>
+          <w:rtl/>
+          <w:lang w:bidi="fa-IR"/>
+        </w:rPr>
+      </w:pPr>
+      <w:r>
+        <w:rPr>
+          <w:rFonts w:asciiTheme="minorHAnsi" w:hAnsiTheme="minorHAnsi" w:hint="cs"/>
+          <w:rtl/>
+          <w:lang w:bidi="fa-IR"/>
+        </w:rPr>
+        <w:lastRenderedPageBreak/>
+        <w:t xml:space="preserve">(شنبه) روز </w:t>
+      </w:r>
+      <w:r>
+        <w:rPr>
+          <w:rFonts w:asciiTheme="minorHAnsi" w:hAnsiTheme="minorHAnsi" w:hint="cs"/>
+          <w:rtl/>
+          <w:lang w:bidi="fa-IR"/>
+        </w:rPr>
+        <w:t>35</w:t>
+      </w:r>
+      <w:r>
+        <w:rPr>
+          <w:rFonts w:asciiTheme="minorHAnsi" w:hAnsiTheme="minorHAnsi" w:hint="cs"/>
+          <w:rtl/>
+          <w:lang w:bidi="fa-IR"/>
+        </w:rPr>
+        <w:t xml:space="preserve">ام: </w:t>
+      </w:r>
+      <w:r>
+        <w:rPr>
+          <w:rFonts w:asciiTheme="minorHAnsi" w:hAnsiTheme="minorHAnsi" w:hint="cs"/>
+          <w:rtl/>
+          <w:lang w:bidi="fa-IR"/>
+        </w:rPr>
+        <w:t>14</w:t>
+      </w:r>
+      <w:r>
+        <w:rPr>
+          <w:rFonts w:asciiTheme="minorHAnsi" w:hAnsiTheme="minorHAnsi" w:hint="cs"/>
+          <w:rtl/>
+          <w:lang w:bidi="fa-IR"/>
+        </w:rPr>
+        <w:t xml:space="preserve">/1/1400 ساعات کاراموزی: </w:t>
+      </w:r>
       <w:bookmarkStart w:id="0" w:name="_GoBack"/>
       <w:bookmarkEnd w:id="0"/>
       <w:r>
@@ -3539,30 +3686,22 @@
           <w:rtl/>
           <w:lang w:bidi="fa-IR"/>
         </w:rPr>
-        <w:t>یادگیری</w:t>
-      </w:r>
-      <w:r>
-        <w:rPr>
-          <w:rFonts w:asciiTheme="minorHAnsi" w:hAnsiTheme="minorHAnsi" w:hint="cs"/>
-          <w:rtl/>
-          <w:lang w:bidi="fa-IR"/>
-        </w:rPr>
-        <w:t xml:space="preserve"> مبحث </w:t>
-      </w:r>
-      <w:r>
-        <w:rPr>
-          <w:rFonts w:asciiTheme="minorHAnsi" w:hAnsiTheme="minorHAnsi"/>
-          <w:lang w:bidi="fa-IR"/>
-        </w:rPr>
-        <w:t>filtering</w:t>
-      </w:r>
-    </w:p>
-    <w:p>
-      <w:pPr>
-        <w:bidi/>
-        <w:jc w:val="left"/>
-        <w:rPr>
-          <w:rFonts w:asciiTheme="minorHAnsi" w:hAnsiTheme="minorHAnsi" w:hint="cs"/>
+        <w:t xml:space="preserve">یادگیری مبحث </w:t>
+      </w:r>
+      <w:r>
+        <w:rPr>
+          <w:rFonts w:asciiTheme="minorHAnsi" w:hAnsiTheme="minorHAnsi"/>
+          <w:lang w:bidi="fa-IR"/>
+        </w:rPr>
+        <w:t>sorting</w:t>
+      </w:r>
+    </w:p>
+    <w:p>
+      <w:pPr>
+        <w:bidi/>
+        <w:jc w:val="left"/>
+        <w:rPr>
+          <w:rFonts w:asciiTheme="minorHAnsi" w:hAnsiTheme="minorHAnsi"/>
           <w:rtl/>
           <w:lang w:bidi="fa-IR"/>
         </w:rPr>

--- a/Reports/Daily Reports.docx
+++ b/Reports/Daily Reports.docx
@@ -3463,7 +3463,7 @@
         <w:bidi/>
         <w:jc w:val="left"/>
         <w:rPr>
-          <w:rFonts w:asciiTheme="minorHAnsi" w:hAnsiTheme="minorHAnsi" w:hint="cs"/>
+          <w:rFonts w:asciiTheme="minorHAnsi" w:hAnsiTheme="minorHAnsi"/>
           <w:rtl/>
           <w:lang w:bidi="fa-IR"/>
         </w:rPr>
@@ -3626,75 +3626,157 @@
           <w:lang w:bidi="fa-IR"/>
         </w:rPr>
         <w:lastRenderedPageBreak/>
-        <w:t xml:space="preserve">(شنبه) روز </w:t>
-      </w:r>
-      <w:r>
-        <w:rPr>
-          <w:rFonts w:asciiTheme="minorHAnsi" w:hAnsiTheme="minorHAnsi" w:hint="cs"/>
-          <w:rtl/>
-          <w:lang w:bidi="fa-IR"/>
-        </w:rPr>
-        <w:t>35</w:t>
-      </w:r>
-      <w:r>
-        <w:rPr>
-          <w:rFonts w:asciiTheme="minorHAnsi" w:hAnsiTheme="minorHAnsi" w:hint="cs"/>
-          <w:rtl/>
-          <w:lang w:bidi="fa-IR"/>
-        </w:rPr>
-        <w:t xml:space="preserve">ام: </w:t>
-      </w:r>
-      <w:r>
-        <w:rPr>
-          <w:rFonts w:asciiTheme="minorHAnsi" w:hAnsiTheme="minorHAnsi" w:hint="cs"/>
-          <w:rtl/>
-          <w:lang w:bidi="fa-IR"/>
-        </w:rPr>
-        <w:t>14</w:t>
-      </w:r>
-      <w:r>
-        <w:rPr>
-          <w:rFonts w:asciiTheme="minorHAnsi" w:hAnsiTheme="minorHAnsi" w:hint="cs"/>
-          <w:rtl/>
-          <w:lang w:bidi="fa-IR"/>
-        </w:rPr>
-        <w:t xml:space="preserve">/1/1400 ساعات کاراموزی: </w:t>
-      </w:r>
+        <w:t xml:space="preserve">(شنبه) روز 35ام: 14/1/1400 ساعات کاراموزی: </w:t>
+      </w:r>
+      <w:r>
+        <w:rPr>
+          <w:rFonts w:asciiTheme="minorHAnsi" w:hAnsiTheme="minorHAnsi" w:hint="cs"/>
+          <w:rtl/>
+          <w:lang w:bidi="fa-IR"/>
+        </w:rPr>
+        <w:t xml:space="preserve">4 </w:t>
+      </w:r>
+      <w:r>
+        <w:rPr>
+          <w:rFonts w:asciiTheme="minorHAnsi" w:hAnsiTheme="minorHAnsi" w:hint="cs"/>
+          <w:rtl/>
+          <w:lang w:bidi="fa-IR"/>
+        </w:rPr>
+        <w:t>ساعت</w:t>
+      </w:r>
+    </w:p>
+    <w:p>
+      <w:pPr>
+        <w:bidi/>
+        <w:jc w:val="left"/>
+        <w:rPr>
+          <w:rFonts w:asciiTheme="minorHAnsi" w:hAnsiTheme="minorHAnsi"/>
+          <w:lang w:bidi="fa-IR"/>
+        </w:rPr>
+      </w:pPr>
+      <w:r>
+        <w:rPr>
+          <w:rFonts w:asciiTheme="minorHAnsi" w:hAnsiTheme="minorHAnsi" w:hint="cs"/>
+          <w:rtl/>
+          <w:lang w:bidi="fa-IR"/>
+        </w:rPr>
+        <w:t>یادگیری</w:t>
+      </w:r>
+      <w:r>
+        <w:rPr>
+          <w:rFonts w:asciiTheme="minorHAnsi" w:hAnsiTheme="minorHAnsi" w:hint="cs"/>
+          <w:rtl/>
+          <w:lang w:bidi="fa-IR"/>
+        </w:rPr>
+        <w:t xml:space="preserve"> و اتمام</w:t>
+      </w:r>
+      <w:r>
+        <w:rPr>
+          <w:rFonts w:asciiTheme="minorHAnsi" w:hAnsiTheme="minorHAnsi" w:hint="cs"/>
+          <w:rtl/>
+          <w:lang w:bidi="fa-IR"/>
+        </w:rPr>
+        <w:t xml:space="preserve"> مبحث </w:t>
+      </w:r>
+      <w:r>
+        <w:rPr>
+          <w:rFonts w:asciiTheme="minorHAnsi" w:hAnsiTheme="minorHAnsi"/>
+          <w:lang w:bidi="fa-IR"/>
+        </w:rPr>
+        <w:t>sorting</w:t>
+      </w:r>
+    </w:p>
+    <w:p>
+      <w:pPr>
+        <w:pBdr>
+          <w:bottom w:val="single" w:sz="6" w:space="1" w:color="auto"/>
+        </w:pBdr>
+        <w:bidi/>
+        <w:jc w:val="left"/>
+        <w:rPr>
+          <w:rFonts w:asciiTheme="minorHAnsi" w:hAnsiTheme="minorHAnsi"/>
+          <w:lang w:bidi="fa-IR"/>
+        </w:rPr>
+      </w:pPr>
+    </w:p>
+    <w:p>
+      <w:pPr>
+        <w:bidi/>
+        <w:jc w:val="left"/>
+        <w:rPr>
+          <w:rFonts w:asciiTheme="minorHAnsi" w:hAnsiTheme="minorHAnsi"/>
+          <w:rtl/>
+          <w:lang w:bidi="fa-IR"/>
+        </w:rPr>
+      </w:pPr>
+      <w:r>
+        <w:rPr>
+          <w:rFonts w:asciiTheme="minorHAnsi" w:hAnsiTheme="minorHAnsi" w:hint="cs"/>
+          <w:rtl/>
+          <w:lang w:bidi="fa-IR"/>
+        </w:rPr>
+        <w:t>(</w:t>
+      </w:r>
+      <w:r>
+        <w:rPr>
+          <w:rFonts w:asciiTheme="minorHAnsi" w:hAnsiTheme="minorHAnsi" w:hint="cs"/>
+          <w:rtl/>
+          <w:lang w:bidi="fa-IR"/>
+        </w:rPr>
+        <w:t>یک</w:t>
+      </w:r>
+      <w:r>
+        <w:rPr>
+          <w:rFonts w:asciiTheme="minorHAnsi" w:hAnsiTheme="minorHAnsi" w:hint="cs"/>
+          <w:rtl/>
+          <w:lang w:bidi="fa-IR"/>
+        </w:rPr>
+        <w:t>شنبه) روز</w:t>
+      </w:r>
+      <w:r>
+        <w:rPr>
+          <w:rFonts w:asciiTheme="minorHAnsi" w:hAnsiTheme="minorHAnsi" w:hint="cs"/>
+          <w:rtl/>
+          <w:lang w:bidi="fa-IR"/>
+        </w:rPr>
+        <w:t xml:space="preserve"> 36ام</w:t>
+      </w:r>
+      <w:r>
+        <w:rPr>
+          <w:rFonts w:asciiTheme="minorHAnsi" w:hAnsiTheme="minorHAnsi" w:hint="cs"/>
+          <w:rtl/>
+          <w:lang w:bidi="fa-IR"/>
+        </w:rPr>
+        <w:t xml:space="preserve">: </w:t>
+      </w:r>
+      <w:r>
+        <w:rPr>
+          <w:rFonts w:asciiTheme="minorHAnsi" w:hAnsiTheme="minorHAnsi" w:hint="cs"/>
+          <w:rtl/>
+          <w:lang w:bidi="fa-IR"/>
+        </w:rPr>
+        <w:t>15</w:t>
+      </w:r>
+      <w:r>
+        <w:rPr>
+          <w:rFonts w:asciiTheme="minorHAnsi" w:hAnsiTheme="minorHAnsi" w:hint="cs"/>
+          <w:rtl/>
+          <w:lang w:bidi="fa-IR"/>
+        </w:rPr>
+        <w:t>/1/1400 ساعات کاراموزی: ساعت</w:t>
+      </w:r>
+    </w:p>
+    <w:p>
+      <w:pPr>
+        <w:bidi/>
+        <w:jc w:val="left"/>
+        <w:rPr>
+          <w:rFonts w:asciiTheme="minorHAnsi" w:hAnsiTheme="minorHAnsi"/>
+          <w:lang w:bidi="fa-IR"/>
+        </w:rPr>
+      </w:pPr>
       <w:bookmarkStart w:id="0" w:name="_GoBack"/>
       <w:bookmarkEnd w:id="0"/>
-      <w:r>
-        <w:rPr>
-          <w:rFonts w:asciiTheme="minorHAnsi" w:hAnsiTheme="minorHAnsi" w:hint="cs"/>
-          <w:rtl/>
-          <w:lang w:bidi="fa-IR"/>
-        </w:rPr>
-        <w:t>ساعت</w:t>
-      </w:r>
-    </w:p>
-    <w:p>
-      <w:pPr>
-        <w:bidi/>
-        <w:jc w:val="left"/>
-        <w:rPr>
-          <w:rFonts w:asciiTheme="minorHAnsi" w:hAnsiTheme="minorHAnsi"/>
-          <w:lang w:bidi="fa-IR"/>
-        </w:rPr>
-      </w:pPr>
-      <w:r>
-        <w:rPr>
-          <w:rFonts w:asciiTheme="minorHAnsi" w:hAnsiTheme="minorHAnsi" w:hint="cs"/>
-          <w:rtl/>
-          <w:lang w:bidi="fa-IR"/>
-        </w:rPr>
-        <w:t xml:space="preserve">یادگیری مبحث </w:t>
-      </w:r>
-      <w:r>
-        <w:rPr>
-          <w:rFonts w:asciiTheme="minorHAnsi" w:hAnsiTheme="minorHAnsi"/>
-          <w:lang w:bidi="fa-IR"/>
-        </w:rPr>
-        <w:t>sorting</w:t>
-      </w:r>
     </w:p>
     <w:p>
       <w:pPr>

--- a/Reports/Daily Reports.docx
+++ b/Reports/Daily Reports.docx
@@ -3715,39 +3715,7 @@
           <w:rtl/>
           <w:lang w:bidi="fa-IR"/>
         </w:rPr>
-        <w:t>(</w:t>
-      </w:r>
-      <w:r>
-        <w:rPr>
-          <w:rFonts w:asciiTheme="minorHAnsi" w:hAnsiTheme="minorHAnsi" w:hint="cs"/>
-          <w:rtl/>
-          <w:lang w:bidi="fa-IR"/>
-        </w:rPr>
-        <w:t>یک</w:t>
-      </w:r>
-      <w:r>
-        <w:rPr>
-          <w:rFonts w:asciiTheme="minorHAnsi" w:hAnsiTheme="minorHAnsi" w:hint="cs"/>
-          <w:rtl/>
-          <w:lang w:bidi="fa-IR"/>
-        </w:rPr>
-        <w:t>شنبه) روز</w:t>
-      </w:r>
-      <w:r>
-        <w:rPr>
-          <w:rFonts w:asciiTheme="minorHAnsi" w:hAnsiTheme="minorHAnsi" w:hint="cs"/>
-          <w:rtl/>
-          <w:lang w:bidi="fa-IR"/>
-        </w:rPr>
-        <w:t xml:space="preserve"> 36ام</w:t>
-      </w:r>
-      <w:r>
-        <w:rPr>
-          <w:rFonts w:asciiTheme="minorHAnsi" w:hAnsiTheme="minorHAnsi" w:hint="cs"/>
-          <w:rtl/>
-          <w:lang w:bidi="fa-IR"/>
-        </w:rPr>
-        <w:t xml:space="preserve">: </w:t>
+        <w:t xml:space="preserve">(یکشنبه) روز 36ام: </w:t>
       </w:r>
       <w:r>
         <w:rPr>
@@ -3763,20 +3731,318 @@
           <w:rtl/>
           <w:lang w:bidi="fa-IR"/>
         </w:rPr>
-        <w:t>/1/1400 ساعات کاراموزی: ساعت</w:t>
-      </w:r>
-    </w:p>
-    <w:p>
-      <w:pPr>
-        <w:bidi/>
-        <w:jc w:val="left"/>
-        <w:rPr>
-          <w:rFonts w:asciiTheme="minorHAnsi" w:hAnsiTheme="minorHAnsi"/>
-          <w:lang w:bidi="fa-IR"/>
-        </w:rPr>
-      </w:pPr>
+        <w:t xml:space="preserve">/1/1400 ساعات کاراموزی: </w:t>
+      </w:r>
+      <w:r>
+        <w:rPr>
+          <w:rFonts w:asciiTheme="minorHAnsi" w:hAnsiTheme="minorHAnsi" w:hint="cs"/>
+          <w:rtl/>
+          <w:lang w:bidi="fa-IR"/>
+        </w:rPr>
+        <w:t>2</w:t>
+      </w:r>
+      <w:r>
+        <w:rPr>
+          <w:rFonts w:asciiTheme="minorHAnsi" w:hAnsiTheme="minorHAnsi" w:hint="cs"/>
+          <w:rtl/>
+          <w:lang w:bidi="fa-IR"/>
+        </w:rPr>
+        <w:t xml:space="preserve"> </w:t>
+      </w:r>
+      <w:r>
+        <w:rPr>
+          <w:rFonts w:asciiTheme="minorHAnsi" w:hAnsiTheme="minorHAnsi" w:hint="cs"/>
+          <w:rtl/>
+          <w:lang w:bidi="fa-IR"/>
+        </w:rPr>
+        <w:t>ساعت</w:t>
+      </w:r>
+    </w:p>
+    <w:p>
+      <w:pPr>
+        <w:bidi/>
+        <w:jc w:val="left"/>
+        <w:rPr>
+          <w:rFonts w:asciiTheme="minorHAnsi" w:hAnsiTheme="minorHAnsi"/>
+          <w:rtl/>
+          <w:lang w:bidi="fa-IR"/>
+        </w:rPr>
+      </w:pPr>
+      <w:r>
+        <w:rPr>
+          <w:rFonts w:asciiTheme="minorHAnsi" w:hAnsiTheme="minorHAnsi" w:hint="cs"/>
+          <w:rtl/>
+          <w:lang w:bidi="fa-IR"/>
+        </w:rPr>
+        <w:t>مینی پروژه</w:t>
+      </w:r>
+    </w:p>
+    <w:p>
+      <w:pPr>
+        <w:pBdr>
+          <w:bottom w:val="single" w:sz="6" w:space="1" w:color="auto"/>
+        </w:pBdr>
+        <w:bidi/>
+        <w:jc w:val="left"/>
+        <w:rPr>
+          <w:rFonts w:asciiTheme="minorHAnsi" w:hAnsiTheme="minorHAnsi"/>
+          <w:rtl/>
+          <w:lang w:bidi="fa-IR"/>
+        </w:rPr>
+      </w:pPr>
+    </w:p>
+    <w:p>
+      <w:pPr>
+        <w:bidi/>
+        <w:jc w:val="left"/>
+        <w:rPr>
+          <w:rFonts w:asciiTheme="minorHAnsi" w:hAnsiTheme="minorHAnsi" w:hint="cs"/>
+          <w:rtl/>
+          <w:lang w:bidi="fa-IR"/>
+        </w:rPr>
+      </w:pPr>
+      <w:r>
+        <w:rPr>
+          <w:rFonts w:asciiTheme="minorHAnsi" w:hAnsiTheme="minorHAnsi" w:hint="cs"/>
+          <w:rtl/>
+          <w:lang w:bidi="fa-IR"/>
+        </w:rPr>
+        <w:t>(دوشنبه) روز 37</w:t>
+      </w:r>
+      <w:r>
+        <w:rPr>
+          <w:rFonts w:asciiTheme="minorHAnsi" w:hAnsiTheme="minorHAnsi" w:hint="cs"/>
+          <w:rtl/>
+          <w:lang w:bidi="fa-IR"/>
+        </w:rPr>
+        <w:t>ام: 16/1/1400  ساعات کاراموزی: 4.5</w:t>
+      </w:r>
+      <w:r>
+        <w:rPr>
+          <w:rFonts w:asciiTheme="minorHAnsi" w:hAnsiTheme="minorHAnsi" w:hint="cs"/>
+          <w:rtl/>
+          <w:lang w:bidi="fa-IR"/>
+        </w:rPr>
+        <w:t xml:space="preserve"> ساعت</w:t>
+      </w:r>
+    </w:p>
+    <w:p>
+      <w:pPr>
+        <w:bidi/>
+        <w:jc w:val="left"/>
+        <w:rPr>
+          <w:rFonts w:asciiTheme="minorHAnsi" w:hAnsiTheme="minorHAnsi" w:hint="cs"/>
+          <w:rtl/>
+          <w:lang w:bidi="fa-IR"/>
+        </w:rPr>
+      </w:pPr>
+      <w:r>
+        <w:rPr>
+          <w:rFonts w:asciiTheme="minorHAnsi" w:hAnsiTheme="minorHAnsi" w:hint="cs"/>
+          <w:rtl/>
+          <w:lang w:bidi="fa-IR"/>
+        </w:rPr>
+        <w:t>مینی پروژه</w:t>
+      </w:r>
+    </w:p>
+    <w:p>
+      <w:pPr>
+        <w:pBdr>
+          <w:bottom w:val="single" w:sz="6" w:space="1" w:color="auto"/>
+        </w:pBdr>
+        <w:bidi/>
+        <w:jc w:val="left"/>
+        <w:rPr>
+          <w:rFonts w:asciiTheme="minorHAnsi" w:hAnsiTheme="minorHAnsi"/>
+          <w:rtl/>
+          <w:lang w:bidi="fa-IR"/>
+        </w:rPr>
+      </w:pPr>
+    </w:p>
+    <w:p>
+      <w:pPr>
+        <w:bidi/>
+        <w:jc w:val="left"/>
+        <w:rPr>
+          <w:rFonts w:asciiTheme="minorHAnsi" w:hAnsiTheme="minorHAnsi" w:hint="cs"/>
+          <w:rtl/>
+          <w:lang w:bidi="fa-IR"/>
+        </w:rPr>
+      </w:pPr>
+      <w:r>
+        <w:rPr>
+          <w:rFonts w:asciiTheme="minorHAnsi" w:hAnsiTheme="minorHAnsi" w:hint="cs"/>
+          <w:rtl/>
+          <w:lang w:bidi="fa-IR"/>
+        </w:rPr>
+        <w:t xml:space="preserve">(سه شنبه) روز 38ام: 17/1/1400  ساعات کاراموزی: </w:t>
+      </w:r>
+      <w:r>
+        <w:rPr>
+          <w:rFonts w:asciiTheme="minorHAnsi" w:hAnsiTheme="minorHAnsi" w:hint="cs"/>
+          <w:rtl/>
+          <w:lang w:bidi="fa-IR"/>
+        </w:rPr>
+        <w:t>4 ساعت</w:t>
+      </w:r>
+    </w:p>
+    <w:p>
+      <w:pPr>
+        <w:bidi/>
+        <w:jc w:val="left"/>
+        <w:rPr>
+          <w:color w:val="FF0000"/>
+          <w:rtl/>
+          <w:lang w:bidi="fa-IR"/>
+        </w:rPr>
+      </w:pPr>
+      <w:r>
+        <w:rPr>
+          <w:rFonts w:asciiTheme="minorHAnsi" w:hAnsiTheme="minorHAnsi" w:hint="cs"/>
+          <w:rtl/>
+          <w:lang w:bidi="fa-IR"/>
+        </w:rPr>
+        <w:t xml:space="preserve">مینی پروژه </w:t>
+      </w:r>
+      <w:r>
+        <w:rPr>
+          <w:rFonts w:hint="cs"/>
+          <w:color w:val="FF0000"/>
+          <w:rtl/>
+          <w:lang w:bidi="fa-IR"/>
+        </w:rPr>
+        <w:t>+ جلسه آنلاین با</w:t>
+      </w:r>
+      <w:r>
+        <w:rPr>
+          <w:rFonts w:hint="cs"/>
+          <w:color w:val="FF0000"/>
+          <w:rtl/>
+          <w:lang w:bidi="fa-IR"/>
+        </w:rPr>
+        <w:t xml:space="preserve"> سرپرست</w:t>
+      </w:r>
+    </w:p>
+    <w:p>
+      <w:pPr>
+        <w:pBdr>
+          <w:bottom w:val="single" w:sz="6" w:space="1" w:color="auto"/>
+        </w:pBdr>
+        <w:bidi/>
+        <w:jc w:val="left"/>
+        <w:rPr>
+          <w:color w:val="FF0000"/>
+          <w:rtl/>
+          <w:lang w:bidi="fa-IR"/>
+        </w:rPr>
+      </w:pPr>
+    </w:p>
+    <w:p>
+      <w:pPr>
+        <w:bidi/>
+        <w:jc w:val="left"/>
+        <w:rPr>
+          <w:rFonts w:hint="cs"/>
+          <w:rtl/>
+          <w:lang w:bidi="fa-IR"/>
+        </w:rPr>
+      </w:pPr>
+      <w:r>
+        <w:rPr>
+          <w:rFonts w:hint="cs"/>
+          <w:rtl/>
+          <w:lang w:bidi="fa-IR"/>
+        </w:rPr>
+        <w:t xml:space="preserve">(چهارشنبه) روز 39ام: 18/1/1400  ساعات کاراموزی: </w:t>
+      </w:r>
+      <w:r>
+        <w:rPr>
+          <w:rFonts w:hint="cs"/>
+          <w:rtl/>
+          <w:lang w:bidi="fa-IR"/>
+        </w:rPr>
+        <w:t>6 ساعت</w:t>
+      </w:r>
+    </w:p>
+    <w:p>
+      <w:pPr>
+        <w:bidi/>
+        <w:jc w:val="left"/>
+        <w:rPr>
+          <w:rtl/>
+          <w:lang w:bidi="fa-IR"/>
+        </w:rPr>
+      </w:pPr>
+      <w:r>
+        <w:rPr>
+          <w:rFonts w:hint="cs"/>
+          <w:rtl/>
+          <w:lang w:bidi="fa-IR"/>
+        </w:rPr>
+        <w:t>مینی پروژه</w:t>
+      </w:r>
+    </w:p>
+    <w:p>
+      <w:pPr>
+        <w:pBdr>
+          <w:bottom w:val="single" w:sz="6" w:space="1" w:color="auto"/>
+        </w:pBdr>
+        <w:bidi/>
+        <w:jc w:val="left"/>
+        <w:rPr>
+          <w:rtl/>
+          <w:lang w:bidi="fa-IR"/>
+        </w:rPr>
+      </w:pPr>
+    </w:p>
+    <w:p>
+      <w:pPr>
+        <w:bidi/>
+        <w:jc w:val="left"/>
+        <w:rPr>
+          <w:rtl/>
+          <w:lang w:bidi="fa-IR"/>
+        </w:rPr>
+      </w:pPr>
+      <w:r>
+        <w:rPr>
+          <w:rFonts w:hint="cs"/>
+          <w:rtl/>
+          <w:lang w:bidi="fa-IR"/>
+        </w:rPr>
+        <w:t>(پنجشنبه) روز چهلم: 19/1/1400  ساعات کاراموزی:</w:t>
+      </w:r>
+    </w:p>
+    <w:p>
+      <w:pPr>
+        <w:bidi/>
+        <w:jc w:val="left"/>
+        <w:rPr>
+          <w:rFonts w:asciiTheme="minorHAnsi" w:hAnsiTheme="minorHAnsi"/>
+          <w:rtl/>
+          <w:lang w:bidi="fa-IR"/>
+        </w:rPr>
+      </w:pPr>
+      <w:r>
+        <w:rPr>
+          <w:rFonts w:hint="cs"/>
+          <w:rtl/>
+          <w:lang w:bidi="fa-IR"/>
+        </w:rPr>
+        <w:t>مینی پروژه</w:t>
+      </w:r>
       <w:bookmarkStart w:id="0" w:name="_GoBack"/>
       <w:bookmarkEnd w:id="0"/>
+    </w:p>
+    <w:p>
+      <w:pPr>
+        <w:bidi/>
+        <w:jc w:val="left"/>
+        <w:rPr>
+          <w:rFonts w:asciiTheme="minorHAnsi" w:hAnsiTheme="minorHAnsi"/>
+          <w:lang w:bidi="fa-IR"/>
+        </w:rPr>
+      </w:pPr>
     </w:p>
     <w:p>
       <w:pPr>

--- a/Reports/Daily Reports.docx
+++ b/Reports/Daily Reports.docx
@@ -3796,7 +3796,7 @@
         <w:bidi/>
         <w:jc w:val="left"/>
         <w:rPr>
-          <w:rFonts w:asciiTheme="minorHAnsi" w:hAnsiTheme="minorHAnsi" w:hint="cs"/>
+          <w:rFonts w:asciiTheme="minorHAnsi" w:hAnsiTheme="minorHAnsi"/>
           <w:rtl/>
           <w:lang w:bidi="fa-IR"/>
         </w:rPr>
@@ -3831,7 +3831,7 @@
         <w:bidi/>
         <w:jc w:val="left"/>
         <w:rPr>
-          <w:rFonts w:asciiTheme="minorHAnsi" w:hAnsiTheme="minorHAnsi" w:hint="cs"/>
+          <w:rFonts w:asciiTheme="minorHAnsi" w:hAnsiTheme="minorHAnsi"/>
           <w:rtl/>
           <w:lang w:bidi="fa-IR"/>
         </w:rPr>
@@ -3864,7 +3864,7 @@
         <w:bidi/>
         <w:jc w:val="left"/>
         <w:rPr>
-          <w:rFonts w:asciiTheme="minorHAnsi" w:hAnsiTheme="minorHAnsi" w:hint="cs"/>
+          <w:rFonts w:asciiTheme="minorHAnsi" w:hAnsiTheme="minorHAnsi"/>
           <w:rtl/>
           <w:lang w:bidi="fa-IR"/>
         </w:rPr>
@@ -3942,7 +3942,6 @@
         <w:bidi/>
         <w:jc w:val="left"/>
         <w:rPr>
-          <w:rFonts w:hint="cs"/>
           <w:rtl/>
           <w:lang w:bidi="fa-IR"/>
         </w:rPr>
@@ -4000,39 +3999,237 @@
         <w:bidi/>
         <w:jc w:val="left"/>
         <w:rPr>
-          <w:rtl/>
-          <w:lang w:bidi="fa-IR"/>
-        </w:rPr>
-      </w:pPr>
-      <w:r>
-        <w:rPr>
           <w:rFonts w:hint="cs"/>
           <w:rtl/>
           <w:lang w:bidi="fa-IR"/>
         </w:rPr>
+      </w:pPr>
+      <w:r>
+        <w:rPr>
+          <w:rFonts w:hint="cs"/>
+          <w:rtl/>
+          <w:lang w:bidi="fa-IR"/>
+        </w:rPr>
         <w:t>(پنجشنبه) روز چهلم: 19/1/1400  ساعات کاراموزی:</w:t>
       </w:r>
-    </w:p>
-    <w:p>
-      <w:pPr>
-        <w:bidi/>
-        <w:jc w:val="left"/>
-        <w:rPr>
-          <w:rFonts w:asciiTheme="minorHAnsi" w:hAnsiTheme="minorHAnsi"/>
-          <w:rtl/>
-          <w:lang w:bidi="fa-IR"/>
-        </w:rPr>
-      </w:pPr>
       <w:r>
         <w:rPr>
           <w:rFonts w:hint="cs"/>
           <w:rtl/>
           <w:lang w:bidi="fa-IR"/>
         </w:rPr>
+        <w:t xml:space="preserve"> </w:t>
+      </w:r>
+      <w:r>
+        <w:rPr>
+          <w:rFonts w:hint="cs"/>
+          <w:rtl/>
+          <w:lang w:bidi="fa-IR"/>
+        </w:rPr>
+        <w:t>9</w:t>
+      </w:r>
+      <w:r>
+        <w:rPr>
+          <w:rFonts w:hint="cs"/>
+          <w:rtl/>
+          <w:lang w:bidi="fa-IR"/>
+        </w:rPr>
+        <w:t xml:space="preserve"> ساعت</w:t>
+      </w:r>
+    </w:p>
+    <w:p>
+      <w:pPr>
+        <w:bidi/>
+        <w:jc w:val="left"/>
+        <w:rPr>
+          <w:rFonts w:asciiTheme="minorHAnsi" w:hAnsiTheme="minorHAnsi"/>
+          <w:rtl/>
+          <w:lang w:bidi="fa-IR"/>
+        </w:rPr>
+      </w:pPr>
+      <w:r>
+        <w:rPr>
+          <w:rFonts w:hint="cs"/>
+          <w:rtl/>
+          <w:lang w:bidi="fa-IR"/>
+        </w:rPr>
         <w:t>مینی پروژه</w:t>
+      </w:r>
+    </w:p>
+    <w:p>
+      <w:pPr>
+        <w:bidi/>
+        <w:jc w:val="left"/>
+        <w:rPr>
+          <w:rFonts w:asciiTheme="minorHAnsi" w:hAnsiTheme="minorHAnsi"/>
+          <w:rtl/>
+          <w:lang w:bidi="fa-IR"/>
+        </w:rPr>
+      </w:pPr>
+    </w:p>
+    <w:p>
+      <w:pPr>
+        <w:bidi/>
+        <w:jc w:val="left"/>
+        <w:rPr>
+          <w:rFonts w:asciiTheme="minorHAnsi" w:hAnsiTheme="minorHAnsi"/>
+          <w:rtl/>
+          <w:lang w:bidi="fa-IR"/>
+        </w:rPr>
+      </w:pPr>
+    </w:p>
+    <w:p>
+      <w:pPr>
+        <w:bidi/>
+        <w:jc w:val="left"/>
+        <w:rPr>
+          <w:rFonts w:asciiTheme="minorHAnsi" w:hAnsiTheme="minorHAnsi"/>
+          <w:rtl/>
+          <w:lang w:bidi="fa-IR"/>
+        </w:rPr>
+      </w:pPr>
+    </w:p>
+    <w:p>
+      <w:pPr>
+        <w:bidi/>
+        <w:jc w:val="left"/>
+        <w:rPr>
+          <w:rFonts w:asciiTheme="minorHAnsi" w:hAnsiTheme="minorHAnsi"/>
+          <w:rtl/>
+          <w:lang w:bidi="fa-IR"/>
+        </w:rPr>
+      </w:pPr>
+    </w:p>
+    <w:p>
+      <w:pPr>
+        <w:bidi/>
+        <w:jc w:val="left"/>
+        <w:rPr>
+          <w:rFonts w:asciiTheme="minorHAnsi" w:hAnsiTheme="minorHAnsi" w:hint="cs"/>
+          <w:rtl/>
+          <w:lang w:bidi="fa-IR"/>
+        </w:rPr>
+      </w:pPr>
+      <w:r>
+        <w:rPr>
+          <w:rFonts w:asciiTheme="minorHAnsi" w:hAnsiTheme="minorHAnsi" w:hint="cs"/>
+          <w:rtl/>
+          <w:lang w:bidi="fa-IR"/>
+        </w:rPr>
+        <w:lastRenderedPageBreak/>
+        <w:t>(دوشنبه)  روز 41ام: 23/1/1400  ساعات کاراموزی: 4 ساعت</w:t>
+      </w:r>
+    </w:p>
+    <w:p>
+      <w:pPr>
+        <w:bidi/>
+        <w:jc w:val="left"/>
+        <w:rPr>
+          <w:rFonts w:asciiTheme="minorHAnsi" w:hAnsiTheme="minorHAnsi" w:hint="cs"/>
+          <w:rtl/>
+          <w:lang w:bidi="fa-IR"/>
+        </w:rPr>
+      </w:pPr>
+      <w:r>
+        <w:rPr>
+          <w:rFonts w:asciiTheme="minorHAnsi" w:hAnsiTheme="minorHAnsi" w:hint="cs"/>
+          <w:rtl/>
+          <w:lang w:bidi="fa-IR"/>
+        </w:rPr>
+        <w:t>بررسی روند پروژه</w:t>
+      </w:r>
+    </w:p>
+    <w:p>
+      <w:pPr>
+        <w:pBdr>
+          <w:bottom w:val="single" w:sz="6" w:space="1" w:color="auto"/>
+        </w:pBdr>
+        <w:bidi/>
+        <w:jc w:val="left"/>
+        <w:rPr>
+          <w:rFonts w:asciiTheme="minorHAnsi" w:hAnsiTheme="minorHAnsi"/>
+          <w:rtl/>
+          <w:lang w:bidi="fa-IR"/>
+        </w:rPr>
+      </w:pPr>
+    </w:p>
+    <w:p>
+      <w:pPr>
+        <w:bidi/>
+        <w:jc w:val="left"/>
+        <w:rPr>
+          <w:rFonts w:asciiTheme="minorHAnsi" w:hAnsiTheme="minorHAnsi"/>
+          <w:rtl/>
+          <w:lang w:bidi="fa-IR"/>
+        </w:rPr>
+      </w:pPr>
+      <w:r>
+        <w:rPr>
+          <w:rFonts w:asciiTheme="minorHAnsi" w:hAnsiTheme="minorHAnsi" w:hint="cs"/>
+          <w:rtl/>
+          <w:lang w:bidi="fa-IR"/>
+        </w:rPr>
+        <w:t>(سه شنبه) روز 42ام: 24</w:t>
+      </w:r>
+      <w:r>
+        <w:rPr>
+          <w:rFonts w:asciiTheme="minorHAnsi" w:hAnsiTheme="minorHAnsi" w:hint="cs"/>
+          <w:rtl/>
+          <w:lang w:bidi="fa-IR"/>
+        </w:rPr>
+        <w:t xml:space="preserve">/1/1400  ساعات کاراموزی: </w:t>
       </w:r>
       <w:bookmarkStart w:id="0" w:name="_GoBack"/>
       <w:bookmarkEnd w:id="0"/>
+      <w:r>
+        <w:rPr>
+          <w:rFonts w:asciiTheme="minorHAnsi" w:hAnsiTheme="minorHAnsi" w:hint="cs"/>
+          <w:rtl/>
+          <w:lang w:bidi="fa-IR"/>
+        </w:rPr>
+        <w:t xml:space="preserve"> </w:t>
+      </w:r>
+      <w:r>
+        <w:rPr>
+          <w:rFonts w:asciiTheme="minorHAnsi" w:hAnsiTheme="minorHAnsi" w:hint="cs"/>
+          <w:rtl/>
+          <w:lang w:bidi="fa-IR"/>
+        </w:rPr>
+        <w:t>ساعت</w:t>
+      </w:r>
+    </w:p>
+    <w:p>
+      <w:pPr>
+        <w:bidi/>
+        <w:jc w:val="left"/>
+        <w:rPr>
+          <w:rFonts w:asciiTheme="minorHAnsi" w:hAnsiTheme="minorHAnsi" w:hint="cs"/>
+          <w:rtl/>
+          <w:lang w:bidi="fa-IR"/>
+        </w:rPr>
+      </w:pPr>
+      <w:r>
+        <w:rPr>
+          <w:rFonts w:asciiTheme="minorHAnsi" w:hAnsiTheme="minorHAnsi" w:hint="cs"/>
+          <w:rtl/>
+          <w:lang w:bidi="fa-IR"/>
+        </w:rPr>
+        <w:t>مینی پروژه</w:t>
+      </w:r>
+    </w:p>
+    <w:p>
+      <w:pPr>
+        <w:pBdr>
+          <w:bottom w:val="single" w:sz="6" w:space="1" w:color="auto"/>
+        </w:pBdr>
+        <w:bidi/>
+        <w:jc w:val="left"/>
+        <w:rPr>
+          <w:rFonts w:asciiTheme="minorHAnsi" w:hAnsiTheme="minorHAnsi"/>
+          <w:rtl/>
+          <w:lang w:bidi="fa-IR"/>
+        </w:rPr>
+      </w:pPr>
     </w:p>
     <w:p>
       <w:pPr>

--- a/Reports/Daily Reports.docx
+++ b/Reports/Daily Reports.docx
@@ -3999,18 +3999,25 @@
         <w:bidi/>
         <w:jc w:val="left"/>
         <w:rPr>
+          <w:rtl/>
+          <w:lang w:bidi="fa-IR"/>
+        </w:rPr>
+      </w:pPr>
+      <w:r>
+        <w:rPr>
           <w:rFonts w:hint="cs"/>
           <w:rtl/>
           <w:lang w:bidi="fa-IR"/>
         </w:rPr>
-      </w:pPr>
+        <w:t>(پنجشنبه) روز چهلم: 19/1/1400  ساعات کاراموزی:</w:t>
+      </w:r>
       <w:r>
         <w:rPr>
           <w:rFonts w:hint="cs"/>
           <w:rtl/>
           <w:lang w:bidi="fa-IR"/>
         </w:rPr>
-        <w:t>(پنجشنبه) روز چهلم: 19/1/1400  ساعات کاراموزی:</w:t>
+        <w:t xml:space="preserve"> </w:t>
       </w:r>
       <w:r>
         <w:rPr>
@@ -4018,7 +4025,7 @@
           <w:rtl/>
           <w:lang w:bidi="fa-IR"/>
         </w:rPr>
-        <w:t xml:space="preserve"> </w:t>
+        <w:t>9</w:t>
       </w:r>
       <w:r>
         <w:rPr>
@@ -4026,33 +4033,25 @@
           <w:rtl/>
           <w:lang w:bidi="fa-IR"/>
         </w:rPr>
-        <w:t>9</w:t>
-      </w:r>
+        <w:t xml:space="preserve"> ساعت</w:t>
+      </w:r>
+    </w:p>
+    <w:p>
+      <w:pPr>
+        <w:bidi/>
+        <w:jc w:val="left"/>
+        <w:rPr>
+          <w:rFonts w:asciiTheme="minorHAnsi" w:hAnsiTheme="minorHAnsi"/>
+          <w:rtl/>
+          <w:lang w:bidi="fa-IR"/>
+        </w:rPr>
+      </w:pPr>
       <w:r>
         <w:rPr>
           <w:rFonts w:hint="cs"/>
           <w:rtl/>
           <w:lang w:bidi="fa-IR"/>
         </w:rPr>
-        <w:t xml:space="preserve"> ساعت</w:t>
-      </w:r>
-    </w:p>
-    <w:p>
-      <w:pPr>
-        <w:bidi/>
-        <w:jc w:val="left"/>
-        <w:rPr>
-          <w:rFonts w:asciiTheme="minorHAnsi" w:hAnsiTheme="minorHAnsi"/>
-          <w:rtl/>
-          <w:lang w:bidi="fa-IR"/>
-        </w:rPr>
-      </w:pPr>
-      <w:r>
-        <w:rPr>
-          <w:rFonts w:hint="cs"/>
-          <w:rtl/>
-          <w:lang w:bidi="fa-IR"/>
-        </w:rPr>
         <w:t>مینی پروژه</w:t>
       </w:r>
     </w:p>
@@ -4105,7 +4104,7 @@
         <w:bidi/>
         <w:jc w:val="left"/>
         <w:rPr>
-          <w:rFonts w:asciiTheme="minorHAnsi" w:hAnsiTheme="minorHAnsi" w:hint="cs"/>
+          <w:rFonts w:asciiTheme="minorHAnsi" w:hAnsiTheme="minorHAnsi"/>
           <w:rtl/>
           <w:lang w:bidi="fa-IR"/>
         </w:rPr>
@@ -4125,7 +4124,7 @@
         <w:bidi/>
         <w:jc w:val="left"/>
         <w:rPr>
-          <w:rFonts w:asciiTheme="minorHAnsi" w:hAnsiTheme="minorHAnsi" w:hint="cs"/>
+          <w:rFonts w:asciiTheme="minorHAnsi" w:hAnsiTheme="minorHAnsi"/>
           <w:rtl/>
           <w:lang w:bidi="fa-IR"/>
         </w:rPr>
@@ -4169,41 +4168,31 @@
           <w:rtl/>
           <w:lang w:bidi="fa-IR"/>
         </w:rPr>
-        <w:t>(سه شنبه) روز 42ام: 24</w:t>
-      </w:r>
-      <w:r>
-        <w:rPr>
-          <w:rFonts w:asciiTheme="minorHAnsi" w:hAnsiTheme="minorHAnsi" w:hint="cs"/>
-          <w:rtl/>
-          <w:lang w:bidi="fa-IR"/>
-        </w:rPr>
-        <w:t xml:space="preserve">/1/1400  ساعات کاراموزی: </w:t>
-      </w:r>
-      <w:bookmarkStart w:id="0" w:name="_GoBack"/>
-      <w:bookmarkEnd w:id="0"/>
-      <w:r>
-        <w:rPr>
-          <w:rFonts w:asciiTheme="minorHAnsi" w:hAnsiTheme="minorHAnsi" w:hint="cs"/>
-          <w:rtl/>
-          <w:lang w:bidi="fa-IR"/>
-        </w:rPr>
-        <w:t xml:space="preserve"> </w:t>
-      </w:r>
-      <w:r>
-        <w:rPr>
-          <w:rFonts w:asciiTheme="minorHAnsi" w:hAnsiTheme="minorHAnsi" w:hint="cs"/>
-          <w:rtl/>
-          <w:lang w:bidi="fa-IR"/>
-        </w:rPr>
-        <w:t>ساعت</w:t>
-      </w:r>
-    </w:p>
-    <w:p>
-      <w:pPr>
-        <w:bidi/>
-        <w:jc w:val="left"/>
-        <w:rPr>
-          <w:rFonts w:asciiTheme="minorHAnsi" w:hAnsiTheme="minorHAnsi" w:hint="cs"/>
+        <w:t xml:space="preserve">(سه شنبه) روز 42ام: 24/1/1400  ساعات کاراموزی: </w:t>
+      </w:r>
+      <w:r>
+        <w:rPr>
+          <w:rFonts w:asciiTheme="minorHAnsi" w:hAnsiTheme="minorHAnsi" w:hint="cs"/>
+          <w:rtl/>
+          <w:lang w:bidi="fa-IR"/>
+        </w:rPr>
+        <w:t>5</w:t>
+      </w:r>
+      <w:r>
+        <w:rPr>
+          <w:rFonts w:asciiTheme="minorHAnsi" w:hAnsiTheme="minorHAnsi" w:hint="cs"/>
+          <w:rtl/>
+          <w:lang w:bidi="fa-IR"/>
+        </w:rPr>
+        <w:t xml:space="preserve"> ساعت</w:t>
+      </w:r>
+    </w:p>
+    <w:p>
+      <w:pPr>
+        <w:bidi/>
+        <w:jc w:val="left"/>
+        <w:rPr>
+          <w:rFonts w:asciiTheme="minorHAnsi" w:hAnsiTheme="minorHAnsi"/>
           <w:rtl/>
           <w:lang w:bidi="fa-IR"/>
         </w:rPr>
@@ -4230,6 +4219,106 @@
           <w:lang w:bidi="fa-IR"/>
         </w:rPr>
       </w:pPr>
+    </w:p>
+    <w:p>
+      <w:pPr>
+        <w:bidi/>
+        <w:jc w:val="left"/>
+        <w:rPr>
+          <w:rFonts w:asciiTheme="minorHAnsi" w:hAnsiTheme="minorHAnsi"/>
+          <w:rtl/>
+          <w:lang w:bidi="fa-IR"/>
+        </w:rPr>
+      </w:pPr>
+      <w:r>
+        <w:rPr>
+          <w:rFonts w:asciiTheme="minorHAnsi" w:hAnsiTheme="minorHAnsi" w:hint="cs"/>
+          <w:rtl/>
+          <w:lang w:bidi="fa-IR"/>
+        </w:rPr>
+        <w:t>(چهارشنبه) روز 43ام: 25/1/1400  ساعات کاراموزی: 2 ساعت</w:t>
+      </w:r>
+    </w:p>
+    <w:p>
+      <w:pPr>
+        <w:bidi/>
+        <w:jc w:val="left"/>
+        <w:rPr>
+          <w:rFonts w:asciiTheme="minorHAnsi" w:hAnsiTheme="minorHAnsi"/>
+          <w:rtl/>
+          <w:lang w:bidi="fa-IR"/>
+        </w:rPr>
+      </w:pPr>
+      <w:r>
+        <w:rPr>
+          <w:rFonts w:asciiTheme="minorHAnsi" w:hAnsiTheme="minorHAnsi" w:hint="cs"/>
+          <w:rtl/>
+          <w:lang w:bidi="fa-IR"/>
+        </w:rPr>
+        <w:t>مینی پروژه</w:t>
+      </w:r>
+    </w:p>
+    <w:p>
+      <w:pPr>
+        <w:pBdr>
+          <w:bottom w:val="single" w:sz="6" w:space="1" w:color="auto"/>
+        </w:pBdr>
+        <w:bidi/>
+        <w:jc w:val="left"/>
+        <w:rPr>
+          <w:rFonts w:asciiTheme="minorHAnsi" w:hAnsiTheme="minorHAnsi"/>
+          <w:rtl/>
+          <w:lang w:bidi="fa-IR"/>
+        </w:rPr>
+      </w:pPr>
+    </w:p>
+    <w:p>
+      <w:pPr>
+        <w:bidi/>
+        <w:jc w:val="left"/>
+        <w:rPr>
+          <w:rFonts w:asciiTheme="minorHAnsi" w:hAnsiTheme="minorHAnsi"/>
+          <w:rtl/>
+          <w:lang w:bidi="fa-IR"/>
+        </w:rPr>
+      </w:pPr>
+      <w:r>
+        <w:rPr>
+          <w:rFonts w:asciiTheme="minorHAnsi" w:hAnsiTheme="minorHAnsi" w:hint="cs"/>
+          <w:rtl/>
+          <w:lang w:bidi="fa-IR"/>
+        </w:rPr>
+        <w:t>(پنجشنبه) روز 44ام: 26/1/1400  ساعات کاراموزی:</w:t>
+      </w:r>
+      <w:r>
+        <w:rPr>
+          <w:rFonts w:asciiTheme="minorHAnsi" w:hAnsiTheme="minorHAnsi" w:hint="cs"/>
+          <w:rtl/>
+          <w:lang w:bidi="fa-IR"/>
+        </w:rPr>
+        <w:t xml:space="preserve"> 4 ساعت</w:t>
+      </w:r>
+      <w:bookmarkStart w:id="0" w:name="_GoBack"/>
+      <w:bookmarkEnd w:id="0"/>
+    </w:p>
+    <w:p>
+      <w:pPr>
+        <w:bidi/>
+        <w:jc w:val="left"/>
+        <w:rPr>
+          <w:rFonts w:asciiTheme="minorHAnsi" w:hAnsiTheme="minorHAnsi"/>
+          <w:rtl/>
+          <w:lang w:bidi="fa-IR"/>
+        </w:rPr>
+      </w:pPr>
+      <w:r>
+        <w:rPr>
+          <w:rFonts w:asciiTheme="minorHAnsi" w:hAnsiTheme="minorHAnsi" w:hint="cs"/>
+          <w:rtl/>
+          <w:lang w:bidi="fa-IR"/>
+        </w:rPr>
+        <w:t>مینی پروژه</w:t>
+      </w:r>
     </w:p>
     <w:p>
       <w:pPr>
